--- a/docs/planning/post-conference/_current/tasks/Docs/PB-NEXT Workflow.docx
+++ b/docs/planning/post-conference/_current/tasks/Docs/PB-NEXT Workflow.docx
@@ -150,26 +150,24 @@
       </w:r>
       <w:r>
         <w:br/>
-      </w:r>
+        <w:t>Logging</w:t>
+      </w:r>
+      <w:r>
+        <w:br/>
+        <w:t>Audit reporting</w:t>
+      </w:r>
+      <w:r>
+        <w:br/>
+        <w:t>Email validation</w:t>
+      </w:r>
+      <w:r>
+        <w:br/>
+        <w:t>Account lifecycle cleanup</w:t>
+      </w:r>
+    </w:p>
+    <w:p>
       <w:r>
         <w:lastRenderedPageBreak/>
-        <w:t>Logging</w:t>
-      </w:r>
-      <w:r>
-        <w:br/>
-        <w:t>Audit reporting</w:t>
-      </w:r>
-      <w:r>
-        <w:br/>
-        <w:t>Email validation</w:t>
-      </w:r>
-      <w:r>
-        <w:br/>
-        <w:t>Account lifecycle cleanup</w:t>
-      </w:r>
-    </w:p>
-    <w:p>
-      <w:r>
         <w:t>These are support systems, not front-of-house features.</w:t>
       </w:r>
     </w:p>
@@ -302,44 +300,44 @@
         <w:pStyle w:val="Heading3"/>
       </w:pPr>
       <w:r>
+        <w:t>Existing objects likely affected</w:t>
+      </w:r>
+    </w:p>
+    <w:p>
+      <w:r>
+        <w:t>Member</w:t>
+      </w:r>
+      <w:r>
+        <w:br/>
+        <w:t>CustomField</w:t>
+      </w:r>
+      <w:r>
+        <w:br/>
+        <w:t>PrivacyBucket</w:t>
+      </w:r>
+      <w:r>
+        <w:br/>
+        <w:t>FrontHistory</w:t>
+      </w:r>
+      <w:r>
+        <w:br/>
+        <w:t>SourceRecord</w:t>
+      </w:r>
+      <w:r>
+        <w:br/>
+        <w:t>SourceIdMap</w:t>
+      </w:r>
+      <w:r>
+        <w:br/>
+        <w:t>Demo login/API paths</w:t>
+      </w:r>
+    </w:p>
+    <w:p>
+      <w:pPr>
+        <w:pStyle w:val="Heading3"/>
+      </w:pPr>
+      <w:r>
         <w:lastRenderedPageBreak/>
-        <w:t>Existing objects likely affected</w:t>
-      </w:r>
-    </w:p>
-    <w:p>
-      <w:r>
-        <w:t>Member</w:t>
-      </w:r>
-      <w:r>
-        <w:br/>
-        <w:t>CustomField</w:t>
-      </w:r>
-      <w:r>
-        <w:br/>
-        <w:t>PrivacyBucket</w:t>
-      </w:r>
-      <w:r>
-        <w:br/>
-        <w:t>FrontHistory</w:t>
-      </w:r>
-      <w:r>
-        <w:br/>
-        <w:t>SourceRecord</w:t>
-      </w:r>
-      <w:r>
-        <w:br/>
-        <w:t>SourceIdMap</w:t>
-      </w:r>
-      <w:r>
-        <w:br/>
-        <w:t>Demo login/API paths</w:t>
-      </w:r>
-    </w:p>
-    <w:p>
-      <w:pPr>
-        <w:pStyle w:val="Heading3"/>
-      </w:pPr>
-      <w:r>
         <w:t>Tests needed first</w:t>
       </w:r>
     </w:p>
@@ -503,7 +501,6 @@
         </w:numPr>
       </w:pPr>
       <w:r>
-        <w:lastRenderedPageBreak/>
         <w:t>Force API reads/writes through SystemId and membership checks.</w:t>
       </w:r>
     </w:p>
@@ -896,7 +893,6 @@
           <w:i/>
           <w:iCs/>
         </w:rPr>
-        <w:lastRenderedPageBreak/>
         <w:t>The Westin System</w:t>
       </w:r>
       <w:r>
@@ -918,6 +914,7 @@
     </w:p>
     <w:p>
       <w:r>
+        <w:lastRenderedPageBreak/>
         <w:t xml:space="preserve">In NT terms, this is closest to the protected </w:t>
       </w:r>
       <w:r>
@@ -1274,6 +1271,201 @@
         <w:pStyle w:val="Heading2"/>
       </w:pPr>
       <w:r>
+        <w:t>Groups</w:t>
+      </w:r>
+    </w:p>
+    <w:p>
+      <w:pPr>
+        <w:keepNext/>
+        <w:keepLines/>
+      </w:pPr>
+      <w:r>
+        <w:t xml:space="preserve">A </w:t>
+      </w:r>
+      <w:r>
+        <w:rPr>
+          <w:b/>
+          <w:bCs/>
+        </w:rPr>
+        <w:t>Group</w:t>
+      </w:r>
+      <w:r>
+        <w:t xml:space="preserve"> is a </w:t>
+      </w:r>
+      <w:r>
+        <w:t>system-scoped organization for preserving source/import group structure.</w:t>
+      </w:r>
+    </w:p>
+    <w:p>
+      <w:pPr>
+        <w:keepNext/>
+        <w:keepLines/>
+      </w:pPr>
+      <w:r>
+        <w:t>Groups belong inside one System. Groups organize member data inside that System. Groups support import preservation and future group-aware data behavior.</w:t>
+      </w:r>
+    </w:p>
+    <w:p>
+      <w:pPr>
+        <w:keepNext/>
+        <w:keepLines/>
+      </w:pPr>
+      <w:r>
+        <w:t>Groups are data structure, not identity structure.</w:t>
+      </w:r>
+    </w:p>
+    <w:p>
+      <w:pPr>
+        <w:pStyle w:val="ListParagraph"/>
+        <w:keepNext/>
+        <w:keepLines/>
+        <w:numPr>
+          <w:ilvl w:val="0"/>
+          <w:numId w:val="24"/>
+        </w:numPr>
+      </w:pPr>
+      <w:r>
+        <w:t>Groups are not Accounts.</w:t>
+      </w:r>
+    </w:p>
+    <w:p>
+      <w:pPr>
+        <w:pStyle w:val="ListParagraph"/>
+        <w:keepNext/>
+        <w:keepLines/>
+        <w:numPr>
+          <w:ilvl w:val="0"/>
+          <w:numId w:val="24"/>
+        </w:numPr>
+      </w:pPr>
+      <w:r>
+        <w:t>Groups are not Systems.</w:t>
+      </w:r>
+    </w:p>
+    <w:p>
+      <w:pPr>
+        <w:pStyle w:val="ListParagraph"/>
+        <w:keepNext/>
+        <w:keepLines/>
+        <w:numPr>
+          <w:ilvl w:val="0"/>
+          <w:numId w:val="24"/>
+        </w:numPr>
+      </w:pPr>
+      <w:r>
+        <w:t>Groups are not Memberships.</w:t>
+      </w:r>
+    </w:p>
+    <w:p>
+      <w:pPr>
+        <w:pStyle w:val="ListParagraph"/>
+        <w:keepNext/>
+        <w:keepLines/>
+        <w:numPr>
+          <w:ilvl w:val="0"/>
+          <w:numId w:val="24"/>
+        </w:numPr>
+      </w:pPr>
+      <w:r>
+        <w:t>Groups are not Roles.</w:t>
+      </w:r>
+    </w:p>
+    <w:p>
+      <w:pPr>
+        <w:pStyle w:val="ListParagraph"/>
+        <w:keepNext/>
+        <w:keepLines/>
+        <w:numPr>
+          <w:ilvl w:val="0"/>
+          <w:numId w:val="24"/>
+        </w:numPr>
+      </w:pPr>
+      <w:r>
+        <w:t>Groups are not security boundaries.</w:t>
+      </w:r>
+    </w:p>
+    <w:p>
+      <w:pPr>
+        <w:keepNext/>
+        <w:keepLines/>
+      </w:pPr>
+      <w:r>
+        <w:t xml:space="preserve">Groups are stored in </w:t>
+      </w:r>
+      <w:r>
+        <w:t>two schema tables:</w:t>
+      </w:r>
+    </w:p>
+    <w:p>
+      <w:pPr>
+        <w:pStyle w:val="ListParagraph"/>
+        <w:keepNext/>
+        <w:keepLines/>
+        <w:numPr>
+          <w:ilvl w:val="0"/>
+          <w:numId w:val="25"/>
+        </w:numPr>
+      </w:pPr>
+      <w:r>
+        <w:t>dbo.pb_groups</w:t>
+      </w:r>
+    </w:p>
+    <w:p>
+      <w:pPr>
+        <w:pStyle w:val="ListParagraph"/>
+        <w:keepNext/>
+        <w:keepLines/>
+        <w:numPr>
+          <w:ilvl w:val="0"/>
+          <w:numId w:val="25"/>
+        </w:numPr>
+      </w:pPr>
+      <w:r>
+        <w:t>dbo.pb_group_members</w:t>
+      </w:r>
+    </w:p>
+    <w:p>
+      <w:pPr>
+        <w:keepNext/>
+        <w:keepLines/>
+      </w:pPr>
+      <w:r>
+        <w:t>Where</w:t>
+      </w:r>
+    </w:p>
+    <w:p>
+      <w:pPr>
+        <w:pStyle w:val="ListParagraph"/>
+        <w:keepNext/>
+        <w:keepLines/>
+        <w:numPr>
+          <w:ilvl w:val="0"/>
+          <w:numId w:val="26"/>
+        </w:numPr>
+      </w:pPr>
+      <w:r>
+        <w:t>dbo.pb_groups stores group records.</w:t>
+      </w:r>
+    </w:p>
+    <w:p>
+      <w:pPr>
+        <w:pStyle w:val="ListParagraph"/>
+        <w:keepNext/>
+        <w:keepLines/>
+        <w:numPr>
+          <w:ilvl w:val="0"/>
+          <w:numId w:val="26"/>
+        </w:numPr>
+      </w:pPr>
+      <w:r>
+        <w:t>dbo.pb_group_members stores member assignments to groups.</w:t>
+      </w:r>
+    </w:p>
+    <w:p>
+      <w:pPr>
+        <w:pStyle w:val="Heading2"/>
+      </w:pPr>
+      <w:r>
         <w:t>Authorization boundary</w:t>
       </w:r>
     </w:p>
@@ -1358,6 +1550,7 @@
     </w:p>
     <w:p>
       <w:r>
+        <w:lastRenderedPageBreak/>
         <w:t>This should live close to API/data-access entry points, so application code cannot casually fetch system data without passing through the check.</w:t>
       </w:r>
     </w:p>
@@ -1467,7 +1660,6 @@
     </w:p>
     <w:p>
       <w:r>
-        <w:lastRenderedPageBreak/>
         <w:t>In NT terms, this is closer to object-level ACL behavior inside the namespace.</w:t>
       </w:r>
     </w:p>
@@ -1621,6 +1813,9 @@
       </w:r>
       <w:r>
         <w:br/>
+      </w:r>
+      <w:r>
+        <w:lastRenderedPageBreak/>
         <w:t>Authorization boundary = can this account perform this action?</w:t>
       </w:r>
       <w:r>
@@ -1664,9 +1859,6 @@
       </w:r>
       <w:r>
         <w:br/>
-      </w:r>
-      <w:r>
-        <w:lastRenderedPageBreak/>
         <w:t xml:space="preserve">  -&gt; pb_privacy_buckets</w:t>
       </w:r>
       <w:r>
@@ -1798,6 +1990,7 @@
         </w:numPr>
       </w:pPr>
       <w:r>
+        <w:lastRenderedPageBreak/>
         <w:t>pb_custom_fields = system-defined metadata fields</w:t>
       </w:r>
     </w:p>
@@ -1864,7 +2057,6 @@
         </w:numPr>
       </w:pPr>
       <w:r>
-        <w:lastRenderedPageBreak/>
         <w:t>pb_account_statuses</w:t>
       </w:r>
     </w:p>
@@ -2417,7 +2609,11 @@
           </w:tcPr>
           <w:p>
             <w:r>
-              <w:t>Can read system data allowed by privacy rules, with no edit rights.</w:t>
+              <w:t xml:space="preserve">Can read system data allowed by privacy rules, with no edit </w:t>
+            </w:r>
+            <w:r>
+              <w:lastRenderedPageBreak/>
+              <w:t>rights.</w:t>
             </w:r>
           </w:p>
         </w:tc>
@@ -2429,6 +2625,7 @@
           </w:tcPr>
           <w:p>
             <w:r>
+              <w:lastRenderedPageBreak/>
               <w:t>LimitedViewer</w:t>
             </w:r>
           </w:p>
@@ -2507,11 +2704,7 @@
                     <w:spacing w:after="0" w:line="240" w:lineRule="auto"/>
                   </w:pPr>
                   <w:r>
-                    <w:t xml:space="preserve">Can read only explicitly shared or privacy-filtered data. Useful </w:t>
-                  </w:r>
-                  <w:r>
-                    <w:lastRenderedPageBreak/>
-                    <w:t>for trusted helpers, clinicians, partners, or outside support people.</w:t>
+                    <w:t>Can read only explicitly shared or privacy-filtered data. Useful for trusted helpers, clinicians, partners, or outside support people.</w:t>
                   </w:r>
                 </w:p>
               </w:tc>
@@ -2523,7 +2716,6 @@
     </w:tbl>
     <w:p>
       <w:r>
-        <w:lastRenderedPageBreak/>
         <w:br/>
       </w:r>
       <w:r>
@@ -2610,6 +2802,7 @@
       <w:tblPr>
         <w:tblW w:w="0" w:type="auto"/>
         <w:tblCellSpacing w:w="15" w:type="dxa"/>
+        <w:tblLayout w:type="fixed"/>
         <w:tblCellMar>
           <w:top w:w="15" w:type="dxa"/>
           <w:left w:w="15" w:type="dxa"/>
@@ -2619,13 +2812,11 @@
         <w:tblLook w:val="04A0" w:firstRow="1" w:lastRow="0" w:firstColumn="1" w:lastColumn="0" w:noHBand="0" w:noVBand="1"/>
       </w:tblPr>
       <w:tblGrid>
-        <w:gridCol w:w="519"/>
-        <w:gridCol w:w="780"/>
-        <w:gridCol w:w="671"/>
-        <w:gridCol w:w="2088"/>
-        <w:gridCol w:w="2275"/>
-        <w:gridCol w:w="30"/>
-        <w:gridCol w:w="3087"/>
+        <w:gridCol w:w="855"/>
+        <w:gridCol w:w="157"/>
+        <w:gridCol w:w="1283"/>
+        <w:gridCol w:w="3420"/>
+        <w:gridCol w:w="4590"/>
       </w:tblGrid>
       <w:tr>
         <w:trPr>
@@ -2634,7 +2825,7 @@
         </w:trPr>
         <w:tc>
           <w:tcPr>
-            <w:tcW w:w="0" w:type="auto"/>
+            <w:tcW w:w="810" w:type="dxa"/>
             <w:vAlign w:val="center"/>
             <w:hideMark/>
           </w:tcPr>
@@ -2656,7 +2847,7 @@
         </w:tc>
         <w:tc>
           <w:tcPr>
-            <w:tcW w:w="0" w:type="auto"/>
+            <w:tcW w:w="1410" w:type="dxa"/>
             <w:gridSpan w:val="2"/>
             <w:vAlign w:val="center"/>
             <w:hideMark/>
@@ -2679,8 +2870,7 @@
         </w:tc>
         <w:tc>
           <w:tcPr>
-            <w:tcW w:w="0" w:type="auto"/>
-            <w:gridSpan w:val="2"/>
+            <w:tcW w:w="3390" w:type="dxa"/>
             <w:vAlign w:val="center"/>
             <w:hideMark/>
           </w:tcPr>
@@ -2702,8 +2892,7 @@
         </w:tc>
         <w:tc>
           <w:tcPr>
-            <w:tcW w:w="0" w:type="auto"/>
-            <w:gridSpan w:val="2"/>
+            <w:tcW w:w="4545" w:type="dxa"/>
             <w:vAlign w:val="center"/>
             <w:hideMark/>
           </w:tcPr>
@@ -2730,7 +2919,7 @@
         </w:trPr>
         <w:tc>
           <w:tcPr>
-            <w:tcW w:w="0" w:type="auto"/>
+            <w:tcW w:w="810" w:type="dxa"/>
             <w:vAlign w:val="center"/>
             <w:hideMark/>
           </w:tcPr>
@@ -2742,7 +2931,7 @@
         </w:tc>
         <w:tc>
           <w:tcPr>
-            <w:tcW w:w="0" w:type="auto"/>
+            <w:tcW w:w="1410" w:type="dxa"/>
             <w:gridSpan w:val="2"/>
             <w:vAlign w:val="center"/>
             <w:hideMark/>
@@ -2755,8 +2944,7 @@
         </w:tc>
         <w:tc>
           <w:tcPr>
-            <w:tcW w:w="0" w:type="auto"/>
-            <w:gridSpan w:val="2"/>
+            <w:tcW w:w="3390" w:type="dxa"/>
             <w:vAlign w:val="center"/>
             <w:hideMark/>
           </w:tcPr>
@@ -2768,8 +2956,7 @@
         </w:tc>
         <w:tc>
           <w:tcPr>
-            <w:tcW w:w="0" w:type="auto"/>
-            <w:gridSpan w:val="2"/>
+            <w:tcW w:w="4545" w:type="dxa"/>
             <w:vAlign w:val="center"/>
             <w:hideMark/>
           </w:tcPr>
@@ -2786,7 +2973,7 @@
         </w:trPr>
         <w:tc>
           <w:tcPr>
-            <w:tcW w:w="0" w:type="auto"/>
+            <w:tcW w:w="810" w:type="dxa"/>
             <w:vAlign w:val="center"/>
             <w:hideMark/>
           </w:tcPr>
@@ -2798,7 +2985,7 @@
         </w:tc>
         <w:tc>
           <w:tcPr>
-            <w:tcW w:w="0" w:type="auto"/>
+            <w:tcW w:w="1410" w:type="dxa"/>
             <w:gridSpan w:val="2"/>
             <w:vAlign w:val="center"/>
             <w:hideMark/>
@@ -2811,8 +2998,7 @@
         </w:tc>
         <w:tc>
           <w:tcPr>
-            <w:tcW w:w="0" w:type="auto"/>
-            <w:gridSpan w:val="2"/>
+            <w:tcW w:w="3390" w:type="dxa"/>
             <w:vAlign w:val="center"/>
             <w:hideMark/>
           </w:tcPr>
@@ -2824,18 +3010,13 @@
         </w:tc>
         <w:tc>
           <w:tcPr>
-            <w:tcW w:w="0" w:type="auto"/>
-            <w:gridSpan w:val="2"/>
+            <w:tcW w:w="4545" w:type="dxa"/>
             <w:vAlign w:val="center"/>
             <w:hideMark/>
           </w:tcPr>
           <w:p>
             <w:r>
-              <w:t>pb_systems, pb_members, pb_front_history, pb_privacy_buckets, and pb_custom_fields are confirmed as the current day-</w:t>
-            </w:r>
-            <w:r>
-              <w:lastRenderedPageBreak/>
-              <w:t>to-day data root</w:t>
+              <w:t>pb_systems, pb_members, pb_front_history, pb_privacy_buckets, and pb_custom_fields are confirmed as the current day-to-day data root</w:t>
             </w:r>
           </w:p>
         </w:tc>
@@ -2846,20 +3027,19 @@
         </w:trPr>
         <w:tc>
           <w:tcPr>
-            <w:tcW w:w="0" w:type="auto"/>
+            <w:tcW w:w="810" w:type="dxa"/>
             <w:vAlign w:val="center"/>
             <w:hideMark/>
           </w:tcPr>
           <w:p>
             <w:r>
-              <w:lastRenderedPageBreak/>
               <w:t>3</w:t>
             </w:r>
           </w:p>
         </w:tc>
         <w:tc>
           <w:tcPr>
-            <w:tcW w:w="0" w:type="auto"/>
+            <w:tcW w:w="1410" w:type="dxa"/>
             <w:gridSpan w:val="2"/>
             <w:vAlign w:val="center"/>
             <w:hideMark/>
@@ -2872,8 +3052,7 @@
         </w:tc>
         <w:tc>
           <w:tcPr>
-            <w:tcW w:w="0" w:type="auto"/>
-            <w:gridSpan w:val="2"/>
+            <w:tcW w:w="3390" w:type="dxa"/>
             <w:vAlign w:val="center"/>
             <w:hideMark/>
           </w:tcPr>
@@ -2885,8 +3064,7 @@
         </w:tc>
         <w:tc>
           <w:tcPr>
-            <w:tcW w:w="0" w:type="auto"/>
-            <w:gridSpan w:val="2"/>
+            <w:tcW w:w="4545" w:type="dxa"/>
             <w:vAlign w:val="center"/>
             <w:hideMark/>
           </w:tcPr>
@@ -2903,7 +3081,7 @@
         </w:trPr>
         <w:tc>
           <w:tcPr>
-            <w:tcW w:w="0" w:type="auto"/>
+            <w:tcW w:w="810" w:type="dxa"/>
             <w:vAlign w:val="center"/>
             <w:hideMark/>
           </w:tcPr>
@@ -2915,7 +3093,7 @@
         </w:tc>
         <w:tc>
           <w:tcPr>
-            <w:tcW w:w="0" w:type="auto"/>
+            <w:tcW w:w="1410" w:type="dxa"/>
             <w:gridSpan w:val="2"/>
             <w:vAlign w:val="center"/>
             <w:hideMark/>
@@ -2928,8 +3106,7 @@
         </w:tc>
         <w:tc>
           <w:tcPr>
-            <w:tcW w:w="0" w:type="auto"/>
-            <w:gridSpan w:val="2"/>
+            <w:tcW w:w="3390" w:type="dxa"/>
             <w:vAlign w:val="center"/>
             <w:hideMark/>
           </w:tcPr>
@@ -2941,8 +3118,7 @@
         </w:tc>
         <w:tc>
           <w:tcPr>
-            <w:tcW w:w="0" w:type="auto"/>
-            <w:gridSpan w:val="2"/>
+            <w:tcW w:w="4545" w:type="dxa"/>
             <w:vAlign w:val="center"/>
             <w:hideMark/>
           </w:tcPr>
@@ -2959,19 +3135,20 @@
         </w:trPr>
         <w:tc>
           <w:tcPr>
-            <w:tcW w:w="0" w:type="auto"/>
+            <w:tcW w:w="810" w:type="dxa"/>
             <w:vAlign w:val="center"/>
             <w:hideMark/>
           </w:tcPr>
           <w:p>
             <w:r>
+              <w:lastRenderedPageBreak/>
               <w:t>5</w:t>
             </w:r>
           </w:p>
         </w:tc>
         <w:tc>
           <w:tcPr>
-            <w:tcW w:w="0" w:type="auto"/>
+            <w:tcW w:w="1410" w:type="dxa"/>
             <w:gridSpan w:val="2"/>
             <w:vAlign w:val="center"/>
             <w:hideMark/>
@@ -2984,8 +3161,7 @@
         </w:tc>
         <w:tc>
           <w:tcPr>
-            <w:tcW w:w="0" w:type="auto"/>
-            <w:gridSpan w:val="2"/>
+            <w:tcW w:w="3390" w:type="dxa"/>
             <w:vAlign w:val="center"/>
             <w:hideMark/>
           </w:tcPr>
@@ -2997,8 +3173,7 @@
         </w:tc>
         <w:tc>
           <w:tcPr>
-            <w:tcW w:w="0" w:type="auto"/>
-            <w:gridSpan w:val="2"/>
+            <w:tcW w:w="4545" w:type="dxa"/>
             <w:vAlign w:val="center"/>
             <w:hideMark/>
           </w:tcPr>
@@ -3015,7 +3190,7 @@
         </w:trPr>
         <w:tc>
           <w:tcPr>
-            <w:tcW w:w="0" w:type="auto"/>
+            <w:tcW w:w="810" w:type="dxa"/>
             <w:vAlign w:val="center"/>
             <w:hideMark/>
           </w:tcPr>
@@ -3027,7 +3202,7 @@
         </w:tc>
         <w:tc>
           <w:tcPr>
-            <w:tcW w:w="0" w:type="auto"/>
+            <w:tcW w:w="1410" w:type="dxa"/>
             <w:gridSpan w:val="2"/>
             <w:vAlign w:val="center"/>
             <w:hideMark/>
@@ -3040,8 +3215,7 @@
         </w:tc>
         <w:tc>
           <w:tcPr>
-            <w:tcW w:w="0" w:type="auto"/>
-            <w:gridSpan w:val="2"/>
+            <w:tcW w:w="3390" w:type="dxa"/>
             <w:vAlign w:val="center"/>
             <w:hideMark/>
           </w:tcPr>
@@ -3053,8 +3227,7 @@
         </w:tc>
         <w:tc>
           <w:tcPr>
-            <w:tcW w:w="0" w:type="auto"/>
-            <w:gridSpan w:val="2"/>
+            <w:tcW w:w="4545" w:type="dxa"/>
             <w:vAlign w:val="center"/>
             <w:hideMark/>
           </w:tcPr>
@@ -3071,7 +3244,7 @@
         </w:trPr>
         <w:tc>
           <w:tcPr>
-            <w:tcW w:w="0" w:type="auto"/>
+            <w:tcW w:w="810" w:type="dxa"/>
             <w:vAlign w:val="center"/>
             <w:hideMark/>
           </w:tcPr>
@@ -3083,7 +3256,7 @@
         </w:tc>
         <w:tc>
           <w:tcPr>
-            <w:tcW w:w="0" w:type="auto"/>
+            <w:tcW w:w="1410" w:type="dxa"/>
             <w:gridSpan w:val="2"/>
             <w:vAlign w:val="center"/>
             <w:hideMark/>
@@ -3096,8 +3269,7 @@
         </w:tc>
         <w:tc>
           <w:tcPr>
-            <w:tcW w:w="0" w:type="auto"/>
-            <w:gridSpan w:val="2"/>
+            <w:tcW w:w="3390" w:type="dxa"/>
             <w:vAlign w:val="center"/>
             <w:hideMark/>
           </w:tcPr>
@@ -3109,8 +3281,7 @@
         </w:tc>
         <w:tc>
           <w:tcPr>
-            <w:tcW w:w="0" w:type="auto"/>
-            <w:gridSpan w:val="2"/>
+            <w:tcW w:w="4545" w:type="dxa"/>
             <w:vAlign w:val="center"/>
             <w:hideMark/>
           </w:tcPr>
@@ -3127,7 +3298,7 @@
         </w:trPr>
         <w:tc>
           <w:tcPr>
-            <w:tcW w:w="0" w:type="auto"/>
+            <w:tcW w:w="810" w:type="dxa"/>
             <w:vAlign w:val="center"/>
             <w:hideMark/>
           </w:tcPr>
@@ -3139,7 +3310,7 @@
         </w:tc>
         <w:tc>
           <w:tcPr>
-            <w:tcW w:w="0" w:type="auto"/>
+            <w:tcW w:w="1410" w:type="dxa"/>
             <w:gridSpan w:val="2"/>
             <w:vAlign w:val="center"/>
             <w:hideMark/>
@@ -3152,8 +3323,7 @@
         </w:tc>
         <w:tc>
           <w:tcPr>
-            <w:tcW w:w="0" w:type="auto"/>
-            <w:gridSpan w:val="2"/>
+            <w:tcW w:w="3390" w:type="dxa"/>
             <w:vAlign w:val="center"/>
             <w:hideMark/>
           </w:tcPr>
@@ -3165,8 +3335,7 @@
         </w:tc>
         <w:tc>
           <w:tcPr>
-            <w:tcW w:w="0" w:type="auto"/>
-            <w:gridSpan w:val="2"/>
+            <w:tcW w:w="4545" w:type="dxa"/>
             <w:vAlign w:val="center"/>
             <w:hideMark/>
           </w:tcPr>
@@ -3183,7 +3352,7 @@
         </w:trPr>
         <w:tc>
           <w:tcPr>
-            <w:tcW w:w="0" w:type="auto"/>
+            <w:tcW w:w="810" w:type="dxa"/>
             <w:vAlign w:val="center"/>
             <w:hideMark/>
           </w:tcPr>
@@ -3195,7 +3364,7 @@
         </w:tc>
         <w:tc>
           <w:tcPr>
-            <w:tcW w:w="0" w:type="auto"/>
+            <w:tcW w:w="1410" w:type="dxa"/>
             <w:gridSpan w:val="2"/>
             <w:vAlign w:val="center"/>
             <w:hideMark/>
@@ -3208,8 +3377,7 @@
         </w:tc>
         <w:tc>
           <w:tcPr>
-            <w:tcW w:w="0" w:type="auto"/>
-            <w:gridSpan w:val="2"/>
+            <w:tcW w:w="3390" w:type="dxa"/>
             <w:vAlign w:val="center"/>
             <w:hideMark/>
           </w:tcPr>
@@ -3221,8 +3389,7 @@
         </w:tc>
         <w:tc>
           <w:tcPr>
-            <w:tcW w:w="0" w:type="auto"/>
-            <w:gridSpan w:val="2"/>
+            <w:tcW w:w="4545" w:type="dxa"/>
             <w:vAlign w:val="center"/>
             <w:hideMark/>
           </w:tcPr>
@@ -3239,7 +3406,7 @@
         </w:trPr>
         <w:tc>
           <w:tcPr>
-            <w:tcW w:w="0" w:type="auto"/>
+            <w:tcW w:w="810" w:type="dxa"/>
             <w:vAlign w:val="center"/>
             <w:hideMark/>
           </w:tcPr>
@@ -3251,7 +3418,7 @@
         </w:tc>
         <w:tc>
           <w:tcPr>
-            <w:tcW w:w="0" w:type="auto"/>
+            <w:tcW w:w="1410" w:type="dxa"/>
             <w:gridSpan w:val="2"/>
             <w:vAlign w:val="center"/>
             <w:hideMark/>
@@ -3264,8 +3431,7 @@
         </w:tc>
         <w:tc>
           <w:tcPr>
-            <w:tcW w:w="0" w:type="auto"/>
-            <w:gridSpan w:val="2"/>
+            <w:tcW w:w="3390" w:type="dxa"/>
             <w:vAlign w:val="center"/>
             <w:hideMark/>
           </w:tcPr>
@@ -3277,8 +3443,7 @@
         </w:tc>
         <w:tc>
           <w:tcPr>
-            <w:tcW w:w="0" w:type="auto"/>
-            <w:gridSpan w:val="2"/>
+            <w:tcW w:w="4545" w:type="dxa"/>
             <w:vAlign w:val="center"/>
             <w:hideMark/>
           </w:tcPr>
@@ -3295,7 +3460,7 @@
         </w:trPr>
         <w:tc>
           <w:tcPr>
-            <w:tcW w:w="0" w:type="auto"/>
+            <w:tcW w:w="810" w:type="dxa"/>
             <w:vAlign w:val="center"/>
             <w:hideMark/>
           </w:tcPr>
@@ -3307,7 +3472,7 @@
         </w:tc>
         <w:tc>
           <w:tcPr>
-            <w:tcW w:w="0" w:type="auto"/>
+            <w:tcW w:w="1410" w:type="dxa"/>
             <w:gridSpan w:val="2"/>
             <w:vAlign w:val="center"/>
             <w:hideMark/>
@@ -3320,8 +3485,7 @@
         </w:tc>
         <w:tc>
           <w:tcPr>
-            <w:tcW w:w="0" w:type="auto"/>
-            <w:gridSpan w:val="2"/>
+            <w:tcW w:w="3390" w:type="dxa"/>
             <w:vAlign w:val="center"/>
             <w:hideMark/>
           </w:tcPr>
@@ -3333,8 +3497,7 @@
         </w:tc>
         <w:tc>
           <w:tcPr>
-            <w:tcW w:w="0" w:type="auto"/>
-            <w:gridSpan w:val="2"/>
+            <w:tcW w:w="4545" w:type="dxa"/>
             <w:vAlign w:val="center"/>
             <w:hideMark/>
           </w:tcPr>
@@ -3351,7 +3514,7 @@
         </w:trPr>
         <w:tc>
           <w:tcPr>
-            <w:tcW w:w="0" w:type="auto"/>
+            <w:tcW w:w="810" w:type="dxa"/>
             <w:vAlign w:val="center"/>
             <w:hideMark/>
           </w:tcPr>
@@ -3363,49 +3526,38 @@
         </w:tc>
         <w:tc>
           <w:tcPr>
-            <w:tcW w:w="0" w:type="auto"/>
+            <w:tcW w:w="1410" w:type="dxa"/>
             <w:gridSpan w:val="2"/>
             <w:vAlign w:val="center"/>
             <w:hideMark/>
           </w:tcPr>
           <w:p>
             <w:r>
-              <w:t xml:space="preserve">Add </w:t>
-            </w:r>
-            <w:r>
-              <w:lastRenderedPageBreak/>
-              <w:t>membership resolver</w:t>
-            </w:r>
-          </w:p>
-        </w:tc>
-        <w:tc>
-          <w:tcPr>
-            <w:tcW w:w="0" w:type="auto"/>
-            <w:gridSpan w:val="2"/>
+              <w:t>Add membership resolver</w:t>
+            </w:r>
+          </w:p>
+        </w:tc>
+        <w:tc>
+          <w:tcPr>
+            <w:tcW w:w="3390" w:type="dxa"/>
             <w:vAlign w:val="center"/>
             <w:hideMark/>
           </w:tcPr>
           <w:p>
             <w:r>
-              <w:lastRenderedPageBreak/>
               <w:t>Account to accessible systems</w:t>
             </w:r>
           </w:p>
         </w:tc>
         <w:tc>
           <w:tcPr>
-            <w:tcW w:w="0" w:type="auto"/>
-            <w:gridSpan w:val="2"/>
+            <w:tcW w:w="4545" w:type="dxa"/>
             <w:vAlign w:val="center"/>
             <w:hideMark/>
           </w:tcPr>
           <w:p>
             <w:r>
-              <w:t xml:space="preserve">Code can ask: “which systems </w:t>
-            </w:r>
-            <w:r>
-              <w:lastRenderedPageBreak/>
-              <w:t>can this account access?”</w:t>
+              <w:t>Code can ask: “which systems can this account access?”</w:t>
             </w:r>
           </w:p>
         </w:tc>
@@ -3416,53 +3568,49 @@
         </w:trPr>
         <w:tc>
           <w:tcPr>
-            <w:tcW w:w="0" w:type="auto"/>
-            <w:vAlign w:val="center"/>
-            <w:hideMark/>
-          </w:tcPr>
-          <w:p>
-            <w:r>
-              <w:lastRenderedPageBreak/>
-              <w:t>13</w:t>
-            </w:r>
-          </w:p>
-        </w:tc>
-        <w:tc>
-          <w:tcPr>
-            <w:tcW w:w="0" w:type="auto"/>
+            <w:tcW w:w="810" w:type="dxa"/>
+            <w:vAlign w:val="center"/>
+          </w:tcPr>
+          <w:p>
+            <w:r>
+              <w:t>12B</w:t>
+            </w:r>
+          </w:p>
+        </w:tc>
+        <w:tc>
+          <w:tcPr>
+            <w:tcW w:w="1410" w:type="dxa"/>
             <w:gridSpan w:val="2"/>
             <w:vAlign w:val="center"/>
-            <w:hideMark/>
-          </w:tcPr>
-          <w:p>
-            <w:r>
-              <w:t>Add current-system resolver</w:t>
-            </w:r>
-          </w:p>
-        </w:tc>
-        <w:tc>
-          <w:tcPr>
-            <w:tcW w:w="0" w:type="auto"/>
-            <w:gridSpan w:val="2"/>
-            <w:vAlign w:val="center"/>
-            <w:hideMark/>
-          </w:tcPr>
-          <w:p>
-            <w:r>
-              <w:t>Active account to active system</w:t>
-            </w:r>
-          </w:p>
-        </w:tc>
-        <w:tc>
-          <w:tcPr>
-            <w:tcW w:w="0" w:type="auto"/>
-            <w:gridSpan w:val="2"/>
-            <w:vAlign w:val="center"/>
-            <w:hideMark/>
-          </w:tcPr>
-          <w:p>
-            <w:r>
-              <w:t>Demo path resolves SystemId through membership, rather than assuming the demo system directly</w:t>
+          </w:tcPr>
+          <w:p>
+            <w:r>
+              <w:t>Extract access context helper</w:t>
+            </w:r>
+          </w:p>
+        </w:tc>
+        <w:tc>
+          <w:tcPr>
+            <w:tcW w:w="3390" w:type="dxa"/>
+            <w:vAlign w:val="center"/>
+          </w:tcPr>
+          <w:p>
+            <w:r>
+              <w:t>Reusable AccessContextHelper for account, membership, role, status, and access-context resolution. MeController keeps endpoint behavior but no longer owns shared access plumbing</w:t>
+            </w:r>
+            <w:r>
+              <w:t>.</w:t>
+            </w:r>
+          </w:p>
+        </w:tc>
+        <w:tc>
+          <w:tcPr>
+            <w:tcW w:w="4545" w:type="dxa"/>
+            <w:vAlign w:val="center"/>
+          </w:tcPr>
+          <w:p>
+            <w:r>
+              <w:t>AccessContextHelper.cs contains the moved records and resolver methods. MeController calls AccessContextHelper.ResolveCurrentAccessAsync(connection). The API builds. /api/me still returns currentAccount, membershipAccess, Active, Owner, PluralBridgeChap2SafeSpine, and existing counts. The branch contains a commit named Extract access context helper.</w:t>
             </w:r>
           </w:p>
         </w:tc>
@@ -3473,52 +3621,51 @@
         </w:trPr>
         <w:tc>
           <w:tcPr>
-            <w:tcW w:w="0" w:type="auto"/>
+            <w:tcW w:w="810" w:type="dxa"/>
             <w:vAlign w:val="center"/>
             <w:hideMark/>
           </w:tcPr>
           <w:p>
             <w:r>
-              <w:t>14</w:t>
-            </w:r>
-          </w:p>
-        </w:tc>
-        <w:tc>
-          <w:tcPr>
-            <w:tcW w:w="0" w:type="auto"/>
+              <w:lastRenderedPageBreak/>
+              <w:t>13</w:t>
+            </w:r>
+          </w:p>
+        </w:tc>
+        <w:tc>
+          <w:tcPr>
+            <w:tcW w:w="1410" w:type="dxa"/>
             <w:gridSpan w:val="2"/>
             <w:vAlign w:val="center"/>
             <w:hideMark/>
           </w:tcPr>
           <w:p>
             <w:r>
-              <w:t>Add authorization boundary</w:t>
-            </w:r>
-          </w:p>
-        </w:tc>
-        <w:tc>
-          <w:tcPr>
-            <w:tcW w:w="0" w:type="auto"/>
-            <w:gridSpan w:val="2"/>
+              <w:t>Add current-system resolver</w:t>
+            </w:r>
+          </w:p>
+        </w:tc>
+        <w:tc>
+          <w:tcPr>
+            <w:tcW w:w="3390" w:type="dxa"/>
             <w:vAlign w:val="center"/>
             <w:hideMark/>
           </w:tcPr>
           <w:p>
             <w:r>
-              <w:t>Membership check before system reads/writes</w:t>
-            </w:r>
-          </w:p>
-        </w:tc>
-        <w:tc>
-          <w:tcPr>
-            <w:tcW w:w="0" w:type="auto"/>
-            <w:gridSpan w:val="2"/>
+              <w:t>Active account to active system</w:t>
+            </w:r>
+          </w:p>
+        </w:tc>
+        <w:tc>
+          <w:tcPr>
+            <w:tcW w:w="4545" w:type="dxa"/>
             <w:vAlign w:val="center"/>
             <w:hideMark/>
           </w:tcPr>
           <w:p>
             <w:r>
-              <w:t>API checks active membership before returning system data</w:t>
+              <w:t>Demo path resolves SystemId through membership, rather than assuming the demo system directly</w:t>
             </w:r>
           </w:p>
         </w:tc>
@@ -3529,52 +3676,50 @@
         </w:trPr>
         <w:tc>
           <w:tcPr>
-            <w:tcW w:w="0" w:type="auto"/>
+            <w:tcW w:w="810" w:type="dxa"/>
             <w:vAlign w:val="center"/>
             <w:hideMark/>
           </w:tcPr>
           <w:p>
             <w:r>
-              <w:t>15</w:t>
-            </w:r>
-          </w:p>
-        </w:tc>
-        <w:tc>
-          <w:tcPr>
-            <w:tcW w:w="0" w:type="auto"/>
+              <w:t>14</w:t>
+            </w:r>
+          </w:p>
+        </w:tc>
+        <w:tc>
+          <w:tcPr>
+            <w:tcW w:w="1410" w:type="dxa"/>
             <w:gridSpan w:val="2"/>
             <w:vAlign w:val="center"/>
             <w:hideMark/>
           </w:tcPr>
           <w:p>
             <w:r>
-              <w:t>Preserve existing SystemId queries</w:t>
-            </w:r>
-          </w:p>
-        </w:tc>
-        <w:tc>
-          <w:tcPr>
-            <w:tcW w:w="0" w:type="auto"/>
-            <w:gridSpan w:val="2"/>
+              <w:t>Add authorization boundary</w:t>
+            </w:r>
+          </w:p>
+        </w:tc>
+        <w:tc>
+          <w:tcPr>
+            <w:tcW w:w="3390" w:type="dxa"/>
             <w:vAlign w:val="center"/>
             <w:hideMark/>
           </w:tcPr>
           <w:p>
             <w:r>
-              <w:t>Existing data access still partitions by SystemId</w:t>
-            </w:r>
-          </w:p>
-        </w:tc>
-        <w:tc>
-          <w:tcPr>
-            <w:tcW w:w="0" w:type="auto"/>
-            <w:gridSpan w:val="2"/>
+              <w:t>Membership check before system reads/writes</w:t>
+            </w:r>
+          </w:p>
+        </w:tc>
+        <w:tc>
+          <w:tcPr>
+            <w:tcW w:w="4545" w:type="dxa"/>
             <w:vAlign w:val="center"/>
             <w:hideMark/>
           </w:tcPr>
           <w:p>
             <w:r>
-              <w:t>Members, front history, privacy buckets, and custom fields still load under the same system</w:t>
+              <w:t>API checks active membership before returning system data</w:t>
             </w:r>
           </w:p>
         </w:tc>
@@ -3585,52 +3730,50 @@
         </w:trPr>
         <w:tc>
           <w:tcPr>
-            <w:tcW w:w="0" w:type="auto"/>
+            <w:tcW w:w="810" w:type="dxa"/>
             <w:vAlign w:val="center"/>
             <w:hideMark/>
           </w:tcPr>
           <w:p>
             <w:r>
-              <w:t>16</w:t>
-            </w:r>
-          </w:p>
-        </w:tc>
-        <w:tc>
-          <w:tcPr>
-            <w:tcW w:w="0" w:type="auto"/>
+              <w:t>15</w:t>
+            </w:r>
+          </w:p>
+        </w:tc>
+        <w:tc>
+          <w:tcPr>
+            <w:tcW w:w="1410" w:type="dxa"/>
             <w:gridSpan w:val="2"/>
             <w:vAlign w:val="center"/>
             <w:hideMark/>
           </w:tcPr>
           <w:p>
             <w:r>
-              <w:t>Add unauthorized tests</w:t>
-            </w:r>
-          </w:p>
-        </w:tc>
-        <w:tc>
-          <w:tcPr>
-            <w:tcW w:w="0" w:type="auto"/>
-            <w:gridSpan w:val="2"/>
+              <w:t>Preserve existing SystemId queries</w:t>
+            </w:r>
+          </w:p>
+        </w:tc>
+        <w:tc>
+          <w:tcPr>
+            <w:tcW w:w="3390" w:type="dxa"/>
             <w:vAlign w:val="center"/>
             <w:hideMark/>
           </w:tcPr>
           <w:p>
             <w:r>
-              <w:t>No membership means no system data</w:t>
-            </w:r>
-          </w:p>
-        </w:tc>
-        <w:tc>
-          <w:tcPr>
-            <w:tcW w:w="0" w:type="auto"/>
-            <w:gridSpan w:val="2"/>
+              <w:t>Existing data access still partitions by SystemId</w:t>
+            </w:r>
+          </w:p>
+        </w:tc>
+        <w:tc>
+          <w:tcPr>
+            <w:tcW w:w="4545" w:type="dxa"/>
             <w:vAlign w:val="center"/>
             <w:hideMark/>
           </w:tcPr>
           <w:p>
             <w:r>
-              <w:t>Missing/wrong membership fails cleanly</w:t>
+              <w:t>Members, front history, privacy buckets, and custom fields still load under the same system</w:t>
             </w:r>
           </w:p>
         </w:tc>
@@ -3641,52 +3784,50 @@
         </w:trPr>
         <w:tc>
           <w:tcPr>
-            <w:tcW w:w="0" w:type="auto"/>
+            <w:tcW w:w="810" w:type="dxa"/>
             <w:vAlign w:val="center"/>
             <w:hideMark/>
           </w:tcPr>
           <w:p>
             <w:r>
-              <w:t>17</w:t>
-            </w:r>
-          </w:p>
-        </w:tc>
-        <w:tc>
-          <w:tcPr>
-            <w:tcW w:w="0" w:type="auto"/>
+              <w:t>16</w:t>
+            </w:r>
+          </w:p>
+        </w:tc>
+        <w:tc>
+          <w:tcPr>
+            <w:tcW w:w="1410" w:type="dxa"/>
             <w:gridSpan w:val="2"/>
             <w:vAlign w:val="center"/>
             <w:hideMark/>
           </w:tcPr>
           <w:p>
             <w:r>
-              <w:t>Add owner-access tests</w:t>
-            </w:r>
-          </w:p>
-        </w:tc>
-        <w:tc>
-          <w:tcPr>
-            <w:tcW w:w="0" w:type="auto"/>
-            <w:gridSpan w:val="2"/>
+              <w:t>Add unauthorized tests</w:t>
+            </w:r>
+          </w:p>
+        </w:tc>
+        <w:tc>
+          <w:tcPr>
+            <w:tcW w:w="3390" w:type="dxa"/>
             <w:vAlign w:val="center"/>
             <w:hideMark/>
           </w:tcPr>
           <w:p>
             <w:r>
-              <w:t>Owner membership can access current system</w:t>
-            </w:r>
-          </w:p>
-        </w:tc>
-        <w:tc>
-          <w:tcPr>
-            <w:tcW w:w="0" w:type="auto"/>
-            <w:gridSpan w:val="2"/>
+              <w:t>No membership means no system data</w:t>
+            </w:r>
+          </w:p>
+        </w:tc>
+        <w:tc>
+          <w:tcPr>
+            <w:tcW w:w="4545" w:type="dxa"/>
             <w:vAlign w:val="center"/>
             <w:hideMark/>
           </w:tcPr>
           <w:p>
             <w:r>
-              <w:t>Seeded demo owner sees the same data as before</w:t>
+              <w:t>Missing/wrong membership fails cleanly</w:t>
             </w:r>
           </w:p>
         </w:tc>
@@ -3697,52 +3838,50 @@
         </w:trPr>
         <w:tc>
           <w:tcPr>
-            <w:tcW w:w="0" w:type="auto"/>
+            <w:tcW w:w="810" w:type="dxa"/>
             <w:vAlign w:val="center"/>
             <w:hideMark/>
           </w:tcPr>
           <w:p>
             <w:r>
-              <w:t>18</w:t>
-            </w:r>
-          </w:p>
-        </w:tc>
-        <w:tc>
-          <w:tcPr>
-            <w:tcW w:w="0" w:type="auto"/>
+              <w:t>17</w:t>
+            </w:r>
+          </w:p>
+        </w:tc>
+        <w:tc>
+          <w:tcPr>
+            <w:tcW w:w="1410" w:type="dxa"/>
             <w:gridSpan w:val="2"/>
             <w:vAlign w:val="center"/>
             <w:hideMark/>
           </w:tcPr>
           <w:p>
             <w:r>
-              <w:t>Define PB Visibility Scope schema</w:t>
-            </w:r>
-          </w:p>
-        </w:tc>
-        <w:tc>
-          <w:tcPr>
-            <w:tcW w:w="0" w:type="auto"/>
-            <w:gridSpan w:val="2"/>
+              <w:t>Add owner-access tests</w:t>
+            </w:r>
+          </w:p>
+        </w:tc>
+        <w:tc>
+          <w:tcPr>
+            <w:tcW w:w="3390" w:type="dxa"/>
             <w:vAlign w:val="center"/>
             <w:hideMark/>
           </w:tcPr>
           <w:p>
             <w:r>
-              <w:t>PB-native privacy model</w:t>
-            </w:r>
-          </w:p>
-        </w:tc>
-        <w:tc>
-          <w:tcPr>
-            <w:tcW w:w="0" w:type="auto"/>
-            <w:gridSpan w:val="2"/>
+              <w:t>Owner membership can access current system</w:t>
+            </w:r>
+          </w:p>
+        </w:tc>
+        <w:tc>
+          <w:tcPr>
+            <w:tcW w:w="4545" w:type="dxa"/>
             <w:vAlign w:val="center"/>
             <w:hideMark/>
           </w:tcPr>
           <w:p>
             <w:r>
-              <w:t>pb_visibility_scopes or equivalent is named and designed as PB runtime visibility authority</w:t>
+              <w:t>Seeded demo owner sees the same data as before</w:t>
             </w:r>
           </w:p>
         </w:tc>
@@ -3753,52 +3892,50 @@
         </w:trPr>
         <w:tc>
           <w:tcPr>
-            <w:tcW w:w="0" w:type="auto"/>
+            <w:tcW w:w="810" w:type="dxa"/>
             <w:vAlign w:val="center"/>
             <w:hideMark/>
           </w:tcPr>
           <w:p>
             <w:r>
-              <w:t>19</w:t>
-            </w:r>
-          </w:p>
-        </w:tc>
-        <w:tc>
-          <w:tcPr>
-            <w:tcW w:w="0" w:type="auto"/>
+              <w:t>18</w:t>
+            </w:r>
+          </w:p>
+        </w:tc>
+        <w:tc>
+          <w:tcPr>
+            <w:tcW w:w="1410" w:type="dxa"/>
             <w:gridSpan w:val="2"/>
             <w:vAlign w:val="center"/>
             <w:hideMark/>
           </w:tcPr>
           <w:p>
             <w:r>
-              <w:t>Preserve SP privacy buckets</w:t>
-            </w:r>
-          </w:p>
-        </w:tc>
-        <w:tc>
-          <w:tcPr>
-            <w:tcW w:w="0" w:type="auto"/>
-            <w:gridSpan w:val="2"/>
+              <w:t>Define PB Visibility Scope schema</w:t>
+            </w:r>
+          </w:p>
+        </w:tc>
+        <w:tc>
+          <w:tcPr>
+            <w:tcW w:w="3390" w:type="dxa"/>
             <w:vAlign w:val="center"/>
             <w:hideMark/>
           </w:tcPr>
           <w:p>
             <w:r>
-              <w:t>Imported source-shaped privacy data</w:t>
-            </w:r>
-          </w:p>
-        </w:tc>
-        <w:tc>
-          <w:tcPr>
-            <w:tcW w:w="0" w:type="auto"/>
-            <w:gridSpan w:val="2"/>
+              <w:t>PB-native privacy model</w:t>
+            </w:r>
+          </w:p>
+        </w:tc>
+        <w:tc>
+          <w:tcPr>
+            <w:tcW w:w="4545" w:type="dxa"/>
             <w:vAlign w:val="center"/>
             <w:hideMark/>
           </w:tcPr>
           <w:p>
             <w:r>
-              <w:t>pb_privacy_buckets remains untouched as SP import/export fidelity data</w:t>
+              <w:t>pb_visibility_scopes or equivalent is named and designed as PB runtime visibility authority</w:t>
             </w:r>
           </w:p>
         </w:tc>
@@ -3809,52 +3946,50 @@
         </w:trPr>
         <w:tc>
           <w:tcPr>
-            <w:tcW w:w="0" w:type="auto"/>
+            <w:tcW w:w="810" w:type="dxa"/>
             <w:vAlign w:val="center"/>
             <w:hideMark/>
           </w:tcPr>
           <w:p>
             <w:r>
-              <w:t>20</w:t>
-            </w:r>
-          </w:p>
-        </w:tc>
-        <w:tc>
-          <w:tcPr>
-            <w:tcW w:w="0" w:type="auto"/>
+              <w:t>19</w:t>
+            </w:r>
+          </w:p>
+        </w:tc>
+        <w:tc>
+          <w:tcPr>
+            <w:tcW w:w="1410" w:type="dxa"/>
             <w:gridSpan w:val="2"/>
             <w:vAlign w:val="center"/>
             <w:hideMark/>
           </w:tcPr>
           <w:p>
             <w:r>
-              <w:t>Add visibility resolution rule</w:t>
-            </w:r>
-          </w:p>
-        </w:tc>
-        <w:tc>
-          <w:tcPr>
-            <w:tcW w:w="0" w:type="auto"/>
-            <w:gridSpan w:val="2"/>
+              <w:t>Preserve SP privacy buckets</w:t>
+            </w:r>
+          </w:p>
+        </w:tc>
+        <w:tc>
+          <w:tcPr>
+            <w:tcW w:w="3390" w:type="dxa"/>
             <w:vAlign w:val="center"/>
             <w:hideMark/>
           </w:tcPr>
           <w:p>
             <w:r>
-              <w:t>PB first, SP fallback</w:t>
-            </w:r>
-          </w:p>
-        </w:tc>
-        <w:tc>
-          <w:tcPr>
-            <w:tcW w:w="0" w:type="auto"/>
-            <w:gridSpan w:val="2"/>
+              <w:t>Imported source-shaped privacy data</w:t>
+            </w:r>
+          </w:p>
+        </w:tc>
+        <w:tc>
+          <w:tcPr>
+            <w:tcW w:w="4545" w:type="dxa"/>
             <w:vAlign w:val="center"/>
             <w:hideMark/>
           </w:tcPr>
           <w:p>
             <w:r>
-              <w:t>Code/design says: check PB Visibility Scope first; if absent, fall back to SP privacy bucket behavior</w:t>
+              <w:t>pb_privacy_buckets remains untouched as SP import/export fidelity data</w:t>
             </w:r>
           </w:p>
         </w:tc>
@@ -3865,66 +4000,50 @@
         </w:trPr>
         <w:tc>
           <w:tcPr>
-            <w:tcW w:w="0" w:type="auto"/>
+            <w:tcW w:w="810" w:type="dxa"/>
             <w:vAlign w:val="center"/>
             <w:hideMark/>
           </w:tcPr>
           <w:p>
             <w:r>
-              <w:t>21</w:t>
-            </w:r>
-          </w:p>
-        </w:tc>
-        <w:tc>
-          <w:tcPr>
-            <w:tcW w:w="0" w:type="auto"/>
+              <w:t>20</w:t>
+            </w:r>
+          </w:p>
+        </w:tc>
+        <w:tc>
+          <w:tcPr>
+            <w:tcW w:w="1410" w:type="dxa"/>
             <w:gridSpan w:val="2"/>
             <w:vAlign w:val="center"/>
             <w:hideMark/>
           </w:tcPr>
           <w:p>
             <w:r>
-              <w:t xml:space="preserve">Keep PB </w:t>
-            </w:r>
-            <w:r>
-              <w:lastRenderedPageBreak/>
-              <w:t>Visibility Scope inactive until needed</w:t>
-            </w:r>
-          </w:p>
-        </w:tc>
-        <w:tc>
-          <w:tcPr>
-            <w:tcW w:w="0" w:type="auto"/>
-            <w:gridSpan w:val="2"/>
+              <w:t>Add visibility resolution rule</w:t>
+            </w:r>
+          </w:p>
+        </w:tc>
+        <w:tc>
+          <w:tcPr>
+            <w:tcW w:w="3390" w:type="dxa"/>
             <w:vAlign w:val="center"/>
             <w:hideMark/>
           </w:tcPr>
           <w:p>
             <w:r>
-              <w:lastRenderedPageBreak/>
-              <w:t xml:space="preserve">Privacy boundary exists without forcing full </w:t>
-            </w:r>
-            <w:r>
-              <w:lastRenderedPageBreak/>
-              <w:t>enforcement</w:t>
-            </w:r>
-          </w:p>
-        </w:tc>
-        <w:tc>
-          <w:tcPr>
-            <w:tcW w:w="0" w:type="auto"/>
-            <w:gridSpan w:val="2"/>
+              <w:t>PB first, SP fallback</w:t>
+            </w:r>
+          </w:p>
+        </w:tc>
+        <w:tc>
+          <w:tcPr>
+            <w:tcW w:w="4545" w:type="dxa"/>
             <w:vAlign w:val="center"/>
             <w:hideMark/>
           </w:tcPr>
           <w:p>
             <w:r>
-              <w:lastRenderedPageBreak/>
-              <w:t xml:space="preserve">Owner path still works; no </w:t>
-            </w:r>
-            <w:r>
-              <w:lastRenderedPageBreak/>
-              <w:t>premature role-specific visibility behavior</w:t>
+              <w:t>Code/design says: check PB Visibility Scope first; if absent, fall back to SP privacy bucket behavior</w:t>
             </w:r>
           </w:p>
         </w:tc>
@@ -3935,53 +4054,50 @@
         </w:trPr>
         <w:tc>
           <w:tcPr>
-            <w:tcW w:w="0" w:type="auto"/>
+            <w:tcW w:w="810" w:type="dxa"/>
             <w:vAlign w:val="center"/>
             <w:hideMark/>
           </w:tcPr>
           <w:p>
             <w:r>
-              <w:lastRenderedPageBreak/>
-              <w:t>22</w:t>
-            </w:r>
-          </w:p>
-        </w:tc>
-        <w:tc>
-          <w:tcPr>
-            <w:tcW w:w="0" w:type="auto"/>
+              <w:t>21</w:t>
+            </w:r>
+          </w:p>
+        </w:tc>
+        <w:tc>
+          <w:tcPr>
+            <w:tcW w:w="1410" w:type="dxa"/>
             <w:gridSpan w:val="2"/>
             <w:vAlign w:val="center"/>
             <w:hideMark/>
           </w:tcPr>
           <w:p>
             <w:r>
-              <w:t>Define audit seam</w:t>
-            </w:r>
-          </w:p>
-        </w:tc>
-        <w:tc>
-          <w:tcPr>
-            <w:tcW w:w="0" w:type="auto"/>
-            <w:gridSpan w:val="2"/>
+              <w:t>Keep PB Visibility Scope inactive until needed</w:t>
+            </w:r>
+          </w:p>
+        </w:tc>
+        <w:tc>
+          <w:tcPr>
+            <w:tcW w:w="3390" w:type="dxa"/>
             <w:vAlign w:val="center"/>
             <w:hideMark/>
           </w:tcPr>
           <w:p>
             <w:r>
-              <w:t>Audit boundary as future evidence point</w:t>
-            </w:r>
-          </w:p>
-        </w:tc>
-        <w:tc>
-          <w:tcPr>
-            <w:tcW w:w="0" w:type="auto"/>
-            <w:gridSpan w:val="2"/>
+              <w:t>Privacy boundary exists without forcing full enforcement</w:t>
+            </w:r>
+          </w:p>
+        </w:tc>
+        <w:tc>
+          <w:tcPr>
+            <w:tcW w:w="4545" w:type="dxa"/>
             <w:vAlign w:val="center"/>
             <w:hideMark/>
           </w:tcPr>
           <w:p>
             <w:r>
-              <w:t>Boundary is named, but full audit implementation waits unless a concrete feature requires it</w:t>
+              <w:t>Owner path still works; no premature role-specific visibility behavior</w:t>
             </w:r>
           </w:p>
         </w:tc>
@@ -3992,48 +4108,50 @@
         </w:trPr>
         <w:tc>
           <w:tcPr>
-            <w:tcW w:w="0" w:type="auto"/>
-            <w:vAlign w:val="center"/>
-          </w:tcPr>
-          <w:p>
-            <w:r>
-              <w:t>23</w:t>
-            </w:r>
-          </w:p>
-        </w:tc>
-        <w:tc>
-          <w:tcPr>
-            <w:tcW w:w="0" w:type="auto"/>
+            <w:tcW w:w="810" w:type="dxa"/>
+            <w:vAlign w:val="center"/>
+            <w:hideMark/>
+          </w:tcPr>
+          <w:p>
+            <w:r>
+              <w:t>22</w:t>
+            </w:r>
+          </w:p>
+        </w:tc>
+        <w:tc>
+          <w:tcPr>
+            <w:tcW w:w="1410" w:type="dxa"/>
             <w:gridSpan w:val="2"/>
             <w:vAlign w:val="center"/>
-          </w:tcPr>
-          <w:p>
-            <w:r>
-              <w:t>Add baseline diagnostic trace boundary</w:t>
-            </w:r>
-          </w:p>
-        </w:tc>
-        <w:tc>
-          <w:tcPr>
-            <w:tcW w:w="0" w:type="auto"/>
-            <w:gridSpan w:val="2"/>
-            <w:vAlign w:val="center"/>
-          </w:tcPr>
-          <w:p>
-            <w:r>
-              <w:t>Always-on Level 1 trace context for the request spine.</w:t>
-            </w:r>
-          </w:p>
-        </w:tc>
-        <w:tc>
-          <w:tcPr>
-            <w:tcW w:w="0" w:type="auto"/>
-            <w:gridSpan w:val="2"/>
-            <w:vAlign w:val="center"/>
-          </w:tcPr>
-          <w:p>
-            <w:r>
-              <w:t>Account resolution, membership resolution, system resolution, authorization, data access, and error handling emit minimal structured trace facts with TraceId/CorrelationId and no sensitive content.</w:t>
+            <w:hideMark/>
+          </w:tcPr>
+          <w:p>
+            <w:r>
+              <w:t>Define audit seam</w:t>
+            </w:r>
+          </w:p>
+        </w:tc>
+        <w:tc>
+          <w:tcPr>
+            <w:tcW w:w="3390" w:type="dxa"/>
+            <w:vAlign w:val="center"/>
+            <w:hideMark/>
+          </w:tcPr>
+          <w:p>
+            <w:r>
+              <w:t>Audit boundary as future evidence point</w:t>
+            </w:r>
+          </w:p>
+        </w:tc>
+        <w:tc>
+          <w:tcPr>
+            <w:tcW w:w="4545" w:type="dxa"/>
+            <w:vAlign w:val="center"/>
+            <w:hideMark/>
+          </w:tcPr>
+          <w:p>
+            <w:r>
+              <w:t>Boundary is named, but full audit implementation waits unless a concrete feature requires it</w:t>
             </w:r>
           </w:p>
         </w:tc>
@@ -4044,48 +4162,47 @@
         </w:trPr>
         <w:tc>
           <w:tcPr>
-            <w:tcW w:w="0" w:type="auto"/>
+            <w:tcW w:w="810" w:type="dxa"/>
+            <w:vAlign w:val="center"/>
+          </w:tcPr>
+          <w:p>
+            <w:r>
+              <w:lastRenderedPageBreak/>
+              <w:t>23</w:t>
+            </w:r>
+          </w:p>
+        </w:tc>
+        <w:tc>
+          <w:tcPr>
+            <w:tcW w:w="1410" w:type="dxa"/>
             <w:gridSpan w:val="2"/>
             <w:vAlign w:val="center"/>
           </w:tcPr>
           <w:p>
             <w:r>
-              <w:t>24-Prereq</w:t>
-            </w:r>
-          </w:p>
-        </w:tc>
-        <w:tc>
-          <w:tcPr>
-            <w:tcW w:w="0" w:type="auto"/>
-            <w:gridSpan w:val="2"/>
-            <w:vAlign w:val="center"/>
-          </w:tcPr>
-          <w:p>
-            <w:r>
-              <w:t>Add local rolling trace file sink</w:t>
-            </w:r>
-          </w:p>
-        </w:tc>
-        <w:tc>
-          <w:tcPr>
-            <w:tcW w:w="0" w:type="auto"/>
-            <w:gridSpan w:val="2"/>
-            <w:vAlign w:val="center"/>
-          </w:tcPr>
-          <w:p>
-            <w:r>
-              <w:t>A durable local development log file for existing PB_LEVEL1_TRACE entries, using the current ILogger trace boundary without adding new trace facts or changing /api/me behavior.</w:t>
-            </w:r>
-          </w:p>
-        </w:tc>
-        <w:tc>
-          <w:tcPr>
-            <w:tcW w:w="0" w:type="auto"/>
-            <w:vAlign w:val="center"/>
-          </w:tcPr>
-          <w:p>
-            <w:r>
-              <w:t>Running /api/me writes the existing Level 1 trace entries to a local rolling log file, the file can be searched for PB_LEVEL1_TRACE, TraceId, CorrelationId, Stage, and Outcome, and the API still builds and returns the verified owner path.</w:t>
+              <w:t>Add baseline diagnostic trace boundary</w:t>
+            </w:r>
+          </w:p>
+        </w:tc>
+        <w:tc>
+          <w:tcPr>
+            <w:tcW w:w="3390" w:type="dxa"/>
+            <w:vAlign w:val="center"/>
+          </w:tcPr>
+          <w:p>
+            <w:r>
+              <w:t>Always-on Level 1 trace context for the request spine.</w:t>
+            </w:r>
+          </w:p>
+        </w:tc>
+        <w:tc>
+          <w:tcPr>
+            <w:tcW w:w="4545" w:type="dxa"/>
+            <w:vAlign w:val="center"/>
+          </w:tcPr>
+          <w:p>
+            <w:r>
+              <w:t>Account resolution, membership resolution, system resolution, authorization, data access, and error handling emit minimal structured trace facts with TraceId/CorrelationId and no sensitive content.</w:t>
             </w:r>
           </w:p>
         </w:tc>
@@ -4096,48 +4213,46 @@
         </w:trPr>
         <w:tc>
           <w:tcPr>
-            <w:tcW w:w="0" w:type="auto"/>
-            <w:vAlign w:val="center"/>
-          </w:tcPr>
-          <w:p>
-            <w:r>
-              <w:t>24</w:t>
-            </w:r>
-          </w:p>
-        </w:tc>
-        <w:tc>
-          <w:tcPr>
-            <w:tcW w:w="0" w:type="auto"/>
+            <w:tcW w:w="967" w:type="dxa"/>
             <w:gridSpan w:val="2"/>
             <w:vAlign w:val="center"/>
           </w:tcPr>
           <w:p>
             <w:r>
-              <w:t>Define expanded diagnostic trace mode</w:t>
-            </w:r>
-          </w:p>
-        </w:tc>
-        <w:tc>
-          <w:tcPr>
-            <w:tcW w:w="0" w:type="auto"/>
-            <w:gridSpan w:val="2"/>
-            <w:vAlign w:val="center"/>
-          </w:tcPr>
-          <w:p>
-            <w:r>
-              <w:t>Level 2 diagnostic tracing controlled by a future flag.</w:t>
-            </w:r>
-          </w:p>
-        </w:tc>
-        <w:tc>
-          <w:tcPr>
-            <w:tcW w:w="0" w:type="auto"/>
-            <w:gridSpan w:val="2"/>
-            <w:vAlign w:val="center"/>
-          </w:tcPr>
-          <w:p>
-            <w:r>
-              <w:t>The design names Expanded Diagnostic Trace as optional flag-controlled logging and identifies the additional non-sensitive detail it may emit.</w:t>
+              <w:t>24-Prereq</w:t>
+            </w:r>
+          </w:p>
+        </w:tc>
+        <w:tc>
+          <w:tcPr>
+            <w:tcW w:w="1253" w:type="dxa"/>
+            <w:vAlign w:val="center"/>
+          </w:tcPr>
+          <w:p>
+            <w:r>
+              <w:t>Add local rolling trace file sink</w:t>
+            </w:r>
+          </w:p>
+        </w:tc>
+        <w:tc>
+          <w:tcPr>
+            <w:tcW w:w="3390" w:type="dxa"/>
+            <w:vAlign w:val="center"/>
+          </w:tcPr>
+          <w:p>
+            <w:r>
+              <w:t>A durable local development log file for existing PB_LEVEL1_TRACE entries, using the current ILogger trace boundary without adding new trace facts or changing /api/me behavior.</w:t>
+            </w:r>
+          </w:p>
+        </w:tc>
+        <w:tc>
+          <w:tcPr>
+            <w:tcW w:w="4545" w:type="dxa"/>
+            <w:vAlign w:val="center"/>
+          </w:tcPr>
+          <w:p>
+            <w:r>
+              <w:t>Running /api/me writes the existing Level 1 trace entries to a local rolling log file, the file can be searched for PB_LEVEL1_TRACE, TraceId, CorrelationId, Stage, and Outcome, and the API still builds and returns the verified owner path.</w:t>
             </w:r>
           </w:p>
         </w:tc>
@@ -4148,7 +4263,57 @@
         </w:trPr>
         <w:tc>
           <w:tcPr>
-            <w:tcW w:w="0" w:type="auto"/>
+            <w:tcW w:w="810" w:type="dxa"/>
+            <w:vAlign w:val="center"/>
+          </w:tcPr>
+          <w:p>
+            <w:r>
+              <w:t>24</w:t>
+            </w:r>
+          </w:p>
+        </w:tc>
+        <w:tc>
+          <w:tcPr>
+            <w:tcW w:w="1410" w:type="dxa"/>
+            <w:gridSpan w:val="2"/>
+            <w:vAlign w:val="center"/>
+          </w:tcPr>
+          <w:p>
+            <w:r>
+              <w:t>Define expanded diagnostic trace mode</w:t>
+            </w:r>
+          </w:p>
+        </w:tc>
+        <w:tc>
+          <w:tcPr>
+            <w:tcW w:w="3390" w:type="dxa"/>
+            <w:vAlign w:val="center"/>
+          </w:tcPr>
+          <w:p>
+            <w:r>
+              <w:t>Level 2 diagnostic tracing controlled by a future flag.</w:t>
+            </w:r>
+          </w:p>
+        </w:tc>
+        <w:tc>
+          <w:tcPr>
+            <w:tcW w:w="4545" w:type="dxa"/>
+            <w:vAlign w:val="center"/>
+          </w:tcPr>
+          <w:p>
+            <w:r>
+              <w:t>The design names Expanded Diagnostic Trace as optional flag-controlled logging and identifies the additional non-sensitive detail it may emit.</w:t>
+            </w:r>
+          </w:p>
+        </w:tc>
+      </w:tr>
+      <w:tr>
+        <w:trPr>
+          <w:tblCellSpacing w:w="15" w:type="dxa"/>
+        </w:trPr>
+        <w:tc>
+          <w:tcPr>
+            <w:tcW w:w="810" w:type="dxa"/>
             <w:vAlign w:val="center"/>
             <w:hideMark/>
           </w:tcPr>
@@ -4163,49 +4328,138 @@
         </w:tc>
         <w:tc>
           <w:tcPr>
-            <w:tcW w:w="0" w:type="auto"/>
+            <w:tcW w:w="1410" w:type="dxa"/>
             <w:gridSpan w:val="2"/>
             <w:vAlign w:val="center"/>
             <w:hideMark/>
           </w:tcPr>
           <w:p>
             <w:r>
-              <w:t xml:space="preserve">Final Chapter </w:t>
-            </w:r>
-            <w:r>
-              <w:lastRenderedPageBreak/>
-              <w:t>2 verification</w:t>
-            </w:r>
-          </w:p>
-        </w:tc>
-        <w:tc>
-          <w:tcPr>
-            <w:tcW w:w="0" w:type="auto"/>
+              <w:t>Final Chapter 2 verification</w:t>
+            </w:r>
+          </w:p>
+        </w:tc>
+        <w:tc>
+          <w:tcPr>
+            <w:tcW w:w="3390" w:type="dxa"/>
+            <w:vAlign w:val="center"/>
+            <w:hideMark/>
+          </w:tcPr>
+          <w:p>
+            <w:r>
+              <w:t>Whole spine works end-to-end</w:t>
+            </w:r>
+          </w:p>
+        </w:tc>
+        <w:tc>
+          <w:tcPr>
+            <w:tcW w:w="4545" w:type="dxa"/>
+            <w:vAlign w:val="center"/>
+            <w:hideMark/>
+          </w:tcPr>
+          <w:p>
+            <w:r>
+              <w:t>Demo account signs in, resolves membership, resolves system, passes authorization, reads existing system data unchanged</w:t>
+            </w:r>
+          </w:p>
+        </w:tc>
+      </w:tr>
+      <w:tr>
+        <w:trPr>
+          <w:tblCellSpacing w:w="15" w:type="dxa"/>
+        </w:trPr>
+        <w:tc>
+          <w:tcPr>
+            <w:tcW w:w="810" w:type="dxa"/>
+            <w:vAlign w:val="center"/>
+          </w:tcPr>
+          <w:p>
+            <w:r>
+              <w:t>26</w:t>
+            </w:r>
+          </w:p>
+        </w:tc>
+        <w:tc>
+          <w:tcPr>
+            <w:tcW w:w="1410" w:type="dxa"/>
             <w:gridSpan w:val="2"/>
             <w:vAlign w:val="center"/>
-            <w:hideMark/>
-          </w:tcPr>
-          <w:p>
-            <w:r>
-              <w:lastRenderedPageBreak/>
-              <w:t>Whole spine works end-to-end</w:t>
-            </w:r>
-          </w:p>
-        </w:tc>
-        <w:tc>
-          <w:tcPr>
-            <w:tcW w:w="0" w:type="auto"/>
+          </w:tcPr>
+          <w:p>
+            <w:r>
+              <w:t>Add groups support schema</w:t>
+            </w:r>
+          </w:p>
+        </w:tc>
+        <w:tc>
+          <w:tcPr>
+            <w:tcW w:w="3390" w:type="dxa"/>
+            <w:vAlign w:val="center"/>
+          </w:tcPr>
+          <w:p>
+            <w:r>
+              <w:t>System-scoped group support using pb_groups and pb_group_members, preserving Simply Plural group organization as data/import structure without turning groups into accounts, systems, memberships, roles, or security boundaries.</w:t>
+            </w:r>
+          </w:p>
+        </w:tc>
+        <w:tc>
+          <w:tcPr>
+            <w:tcW w:w="4545" w:type="dxa"/>
+            <w:vAlign w:val="center"/>
+          </w:tcPr>
+          <w:p>
+            <w:r>
+              <w:t>pb_groups exists, pb_group_members exists, group constraints exist, group membership is modeled many-to-many, SQL verification passes in SSMS, /api/me owner path remains unchanged, and the branch contains a commit named Add groups support schema.</w:t>
+            </w:r>
+          </w:p>
+        </w:tc>
+      </w:tr>
+      <w:tr>
+        <w:trPr>
+          <w:tblCellSpacing w:w="15" w:type="dxa"/>
+        </w:trPr>
+        <w:tc>
+          <w:tcPr>
+            <w:tcW w:w="810" w:type="dxa"/>
+            <w:vAlign w:val="center"/>
+          </w:tcPr>
+          <w:p>
+            <w:r>
+              <w:t>27</w:t>
+            </w:r>
+          </w:p>
+        </w:tc>
+        <w:tc>
+          <w:tcPr>
+            <w:tcW w:w="1410" w:type="dxa"/>
             <w:gridSpan w:val="2"/>
             <w:vAlign w:val="center"/>
-            <w:hideMark/>
-          </w:tcPr>
-          <w:p>
-            <w:r>
-              <w:t xml:space="preserve">Demo account signs in, resolves membership, resolves </w:t>
-            </w:r>
-            <w:r>
-              <w:lastRenderedPageBreak/>
-              <w:t>system, passes authorization, reads existing system data unchanged</w:t>
+          </w:tcPr>
+          <w:p>
+            <w:r>
+              <w:t>Add child system relationship schema</w:t>
+            </w:r>
+          </w:p>
+        </w:tc>
+        <w:tc>
+          <w:tcPr>
+            <w:tcW w:w="3390" w:type="dxa"/>
+            <w:vAlign w:val="center"/>
+          </w:tcPr>
+          <w:p>
+            <w:r>
+              <w:t>System hierarchy support through pb_system_relationships, allowing one root system row with ParentSystemId = NULL and future child system rows pointing to their parent system without changing the existing pb_systems schema or current membership spine.</w:t>
+            </w:r>
+          </w:p>
+        </w:tc>
+        <w:tc>
+          <w:tcPr>
+            <w:tcW w:w="4545" w:type="dxa"/>
+            <w:vAlign w:val="center"/>
+          </w:tcPr>
+          <w:p>
+            <w:r>
+              <w:t>pb_system_relationships exists, the current root system has a root relationship row, parent/child constraints exist, SQL verification passes in SSMS, /api/me owner path remains unchanged, and the branch contains a commit named Add child system relationship schema.</w:t>
             </w:r>
           </w:p>
         </w:tc>
@@ -4348,6 +4602,42 @@
       </w:pPr>
       <w:r>
         <w:t>pb_system_membership_statuses</w:t>
+      </w:r>
+    </w:p>
+    <w:p>
+      <w:pPr>
+        <w:pStyle w:val="ListParagraph"/>
+        <w:numPr>
+          <w:ilvl w:val="0"/>
+          <w:numId w:val="10"/>
+        </w:numPr>
+      </w:pPr>
+      <w:r>
+        <w:t>pb_groups</w:t>
+      </w:r>
+    </w:p>
+    <w:p>
+      <w:pPr>
+        <w:pStyle w:val="ListParagraph"/>
+        <w:numPr>
+          <w:ilvl w:val="0"/>
+          <w:numId w:val="10"/>
+        </w:numPr>
+      </w:pPr>
+      <w:r>
+        <w:t>pb_group_members</w:t>
+      </w:r>
+    </w:p>
+    <w:p>
+      <w:pPr>
+        <w:pStyle w:val="ListParagraph"/>
+        <w:numPr>
+          <w:ilvl w:val="0"/>
+          <w:numId w:val="10"/>
+        </w:numPr>
+      </w:pPr>
+      <w:r>
+        <w:t>pb_system_relationships</w:t>
       </w:r>
     </w:p>
     <w:p>
@@ -4455,7 +4745,6 @@
           </w:tcPr>
           <w:p>
             <w:r>
-              <w:lastRenderedPageBreak/>
               <w:t>Level 2</w:t>
             </w:r>
           </w:p>
@@ -4745,149 +5034,149 @@
         </w:numPr>
       </w:pPr>
       <w:r>
+        <w:t>SystemId, when resolved</w:t>
+      </w:r>
+    </w:p>
+    <w:p>
+      <w:pPr>
+        <w:pStyle w:val="ListParagraph"/>
+        <w:numPr>
+          <w:ilvl w:val="0"/>
+          <w:numId w:val="12"/>
+        </w:numPr>
+      </w:pPr>
+      <w:r>
+        <w:t>Authorization result</w:t>
+      </w:r>
+    </w:p>
+    <w:p>
+      <w:pPr>
+        <w:pStyle w:val="ListParagraph"/>
+        <w:numPr>
+          <w:ilvl w:val="0"/>
+          <w:numId w:val="12"/>
+        </w:numPr>
+      </w:pPr>
+      <w:r>
+        <w:t>ExceptionType, if any</w:t>
+      </w:r>
+    </w:p>
+    <w:p>
+      <w:r>
+        <w:t>It should not record:</w:t>
+      </w:r>
+    </w:p>
+    <w:p>
+      <w:pPr>
+        <w:pStyle w:val="ListParagraph"/>
+        <w:numPr>
+          <w:ilvl w:val="0"/>
+          <w:numId w:val="13"/>
+        </w:numPr>
+      </w:pPr>
+      <w:r>
+        <w:t>member names</w:t>
+      </w:r>
+    </w:p>
+    <w:p>
+      <w:pPr>
+        <w:pStyle w:val="ListParagraph"/>
+        <w:numPr>
+          <w:ilvl w:val="0"/>
+          <w:numId w:val="13"/>
+        </w:numPr>
+      </w:pPr>
+      <w:r>
+        <w:t>system descriptions</w:t>
+      </w:r>
+    </w:p>
+    <w:p>
+      <w:pPr>
+        <w:pStyle w:val="ListParagraph"/>
+        <w:numPr>
+          <w:ilvl w:val="0"/>
+          <w:numId w:val="13"/>
+        </w:numPr>
+      </w:pPr>
+      <w:r>
+        <w:t>notes</w:t>
+      </w:r>
+    </w:p>
+    <w:p>
+      <w:pPr>
+        <w:pStyle w:val="ListParagraph"/>
+        <w:numPr>
+          <w:ilvl w:val="0"/>
+          <w:numId w:val="13"/>
+        </w:numPr>
+      </w:pPr>
+      <w:r>
+        <w:t>fronting text</w:t>
+      </w:r>
+    </w:p>
+    <w:p>
+      <w:pPr>
+        <w:pStyle w:val="ListParagraph"/>
+        <w:numPr>
+          <w:ilvl w:val="0"/>
+          <w:numId w:val="13"/>
+        </w:numPr>
+      </w:pPr>
+      <w:r>
+        <w:t>import payloads</w:t>
+      </w:r>
+    </w:p>
+    <w:p>
+      <w:pPr>
+        <w:pStyle w:val="ListParagraph"/>
+        <w:numPr>
+          <w:ilvl w:val="0"/>
+          <w:numId w:val="13"/>
+        </w:numPr>
+      </w:pPr>
+      <w:r>
+        <w:t>raw JSON</w:t>
+      </w:r>
+    </w:p>
+    <w:p>
+      <w:pPr>
+        <w:pStyle w:val="ListParagraph"/>
+        <w:numPr>
+          <w:ilvl w:val="0"/>
+          <w:numId w:val="13"/>
+        </w:numPr>
+      </w:pPr>
+      <w:r>
+        <w:t>access tokens</w:t>
+      </w:r>
+    </w:p>
+    <w:p>
+      <w:pPr>
+        <w:pStyle w:val="ListParagraph"/>
+        <w:numPr>
+          <w:ilvl w:val="0"/>
+          <w:numId w:val="13"/>
+        </w:numPr>
+      </w:pPr>
+      <w:r>
+        <w:t>password/auth secrets</w:t>
+      </w:r>
+    </w:p>
+    <w:p>
+      <w:pPr>
+        <w:pStyle w:val="ListParagraph"/>
+        <w:numPr>
+          <w:ilvl w:val="0"/>
+          <w:numId w:val="13"/>
+        </w:numPr>
+      </w:pPr>
+      <w:r>
+        <w:t>private content</w:t>
+      </w:r>
+    </w:p>
+    <w:p>
+      <w:r>
         <w:lastRenderedPageBreak/>
-        <w:t>SystemId, when resolved</w:t>
-      </w:r>
-    </w:p>
-    <w:p>
-      <w:pPr>
-        <w:pStyle w:val="ListParagraph"/>
-        <w:numPr>
-          <w:ilvl w:val="0"/>
-          <w:numId w:val="12"/>
-        </w:numPr>
-      </w:pPr>
-      <w:r>
-        <w:t>Authorization result</w:t>
-      </w:r>
-    </w:p>
-    <w:p>
-      <w:pPr>
-        <w:pStyle w:val="ListParagraph"/>
-        <w:numPr>
-          <w:ilvl w:val="0"/>
-          <w:numId w:val="12"/>
-        </w:numPr>
-      </w:pPr>
-      <w:r>
-        <w:t>ExceptionType, if any</w:t>
-      </w:r>
-    </w:p>
-    <w:p>
-      <w:r>
-        <w:t>It should not record:</w:t>
-      </w:r>
-    </w:p>
-    <w:p>
-      <w:pPr>
-        <w:pStyle w:val="ListParagraph"/>
-        <w:numPr>
-          <w:ilvl w:val="0"/>
-          <w:numId w:val="13"/>
-        </w:numPr>
-      </w:pPr>
-      <w:r>
-        <w:t>member names</w:t>
-      </w:r>
-    </w:p>
-    <w:p>
-      <w:pPr>
-        <w:pStyle w:val="ListParagraph"/>
-        <w:numPr>
-          <w:ilvl w:val="0"/>
-          <w:numId w:val="13"/>
-        </w:numPr>
-      </w:pPr>
-      <w:r>
-        <w:t>system descriptions</w:t>
-      </w:r>
-    </w:p>
-    <w:p>
-      <w:pPr>
-        <w:pStyle w:val="ListParagraph"/>
-        <w:numPr>
-          <w:ilvl w:val="0"/>
-          <w:numId w:val="13"/>
-        </w:numPr>
-      </w:pPr>
-      <w:r>
-        <w:t>notes</w:t>
-      </w:r>
-    </w:p>
-    <w:p>
-      <w:pPr>
-        <w:pStyle w:val="ListParagraph"/>
-        <w:numPr>
-          <w:ilvl w:val="0"/>
-          <w:numId w:val="13"/>
-        </w:numPr>
-      </w:pPr>
-      <w:r>
-        <w:t>fronting text</w:t>
-      </w:r>
-    </w:p>
-    <w:p>
-      <w:pPr>
-        <w:pStyle w:val="ListParagraph"/>
-        <w:numPr>
-          <w:ilvl w:val="0"/>
-          <w:numId w:val="13"/>
-        </w:numPr>
-      </w:pPr>
-      <w:r>
-        <w:t>import payloads</w:t>
-      </w:r>
-    </w:p>
-    <w:p>
-      <w:pPr>
-        <w:pStyle w:val="ListParagraph"/>
-        <w:numPr>
-          <w:ilvl w:val="0"/>
-          <w:numId w:val="13"/>
-        </w:numPr>
-      </w:pPr>
-      <w:r>
-        <w:t>raw JSON</w:t>
-      </w:r>
-    </w:p>
-    <w:p>
-      <w:pPr>
-        <w:pStyle w:val="ListParagraph"/>
-        <w:numPr>
-          <w:ilvl w:val="0"/>
-          <w:numId w:val="13"/>
-        </w:numPr>
-      </w:pPr>
-      <w:r>
-        <w:t>access tokens</w:t>
-      </w:r>
-    </w:p>
-    <w:p>
-      <w:pPr>
-        <w:pStyle w:val="ListParagraph"/>
-        <w:numPr>
-          <w:ilvl w:val="0"/>
-          <w:numId w:val="13"/>
-        </w:numPr>
-      </w:pPr>
-      <w:r>
-        <w:t>password/auth secrets</w:t>
-      </w:r>
-    </w:p>
-    <w:p>
-      <w:pPr>
-        <w:pStyle w:val="ListParagraph"/>
-        <w:numPr>
-          <w:ilvl w:val="0"/>
-          <w:numId w:val="13"/>
-        </w:numPr>
-      </w:pPr>
-      <w:r>
-        <w:t>private content</w:t>
-      </w:r>
-    </w:p>
-    <w:p>
-      <w:r>
         <w:t>Level 1 is the black-box flight recorder. Tiny, reliable, always present.</w:t>
       </w:r>
     </w:p>
@@ -5052,98 +5341,98 @@
     </w:p>
     <w:p>
       <w:r>
+        <w:t>Name suggestion:</w:t>
+      </w:r>
+    </w:p>
+    <w:p>
+      <w:r>
+        <w:t>DiagnosticTraceMode</w:t>
+      </w:r>
+    </w:p>
+    <w:p>
+      <w:r>
+        <w:t>Values:</w:t>
+      </w:r>
+    </w:p>
+    <w:p>
+      <w:pPr>
+        <w:pStyle w:val="ListParagraph"/>
+        <w:numPr>
+          <w:ilvl w:val="0"/>
+          <w:numId w:val="15"/>
+        </w:numPr>
+      </w:pPr>
+      <w:r>
+        <w:t>Baseline</w:t>
+      </w:r>
+    </w:p>
+    <w:p>
+      <w:pPr>
+        <w:pStyle w:val="ListParagraph"/>
+        <w:numPr>
+          <w:ilvl w:val="0"/>
+          <w:numId w:val="15"/>
+        </w:numPr>
+      </w:pPr>
+      <w:r>
+        <w:t>Expanded</w:t>
+      </w:r>
+    </w:p>
+    <w:p>
+      <w:r>
+        <w:t>or if you want it constrained from the start:</w:t>
+      </w:r>
+    </w:p>
+    <w:p>
+      <w:r>
+        <w:t>pb_diagnostic_trace_modes</w:t>
+      </w:r>
+      <w:r>
+        <w:br/>
+        <w:t xml:space="preserve">  DiagnosticTraceModeId</w:t>
+      </w:r>
+      <w:r>
+        <w:br/>
+        <w:t xml:space="preserve">  ModeName</w:t>
+      </w:r>
+      <w:r>
+        <w:br/>
+        <w:t xml:space="preserve">  DisplayOrder</w:t>
+      </w:r>
+      <w:r>
+        <w:br/>
+        <w:t xml:space="preserve">  IsActive</w:t>
+      </w:r>
+    </w:p>
+    <w:p>
+      <w:r>
+        <w:t>Seed values:</w:t>
+      </w:r>
+    </w:p>
+    <w:p>
+      <w:r>
+        <w:t>Baseline</w:t>
+      </w:r>
+      <w:r>
+        <w:br/>
+        <w:t>Expanded</w:t>
+      </w:r>
+    </w:p>
+    <w:p>
+      <w:r>
+        <w:t>The practical rule:</w:t>
+      </w:r>
+    </w:p>
+    <w:p>
+      <w:pPr>
+        <w:pStyle w:val="ListParagraph"/>
+        <w:numPr>
+          <w:ilvl w:val="0"/>
+          <w:numId w:val="16"/>
+        </w:numPr>
+      </w:pPr>
+      <w:r>
         <w:lastRenderedPageBreak/>
-        <w:t>Name suggestion:</w:t>
-      </w:r>
-    </w:p>
-    <w:p>
-      <w:r>
-        <w:t>DiagnosticTraceMode</w:t>
-      </w:r>
-    </w:p>
-    <w:p>
-      <w:r>
-        <w:t>Values:</w:t>
-      </w:r>
-    </w:p>
-    <w:p>
-      <w:pPr>
-        <w:pStyle w:val="ListParagraph"/>
-        <w:numPr>
-          <w:ilvl w:val="0"/>
-          <w:numId w:val="15"/>
-        </w:numPr>
-      </w:pPr>
-      <w:r>
-        <w:t>Baseline</w:t>
-      </w:r>
-    </w:p>
-    <w:p>
-      <w:pPr>
-        <w:pStyle w:val="ListParagraph"/>
-        <w:numPr>
-          <w:ilvl w:val="0"/>
-          <w:numId w:val="15"/>
-        </w:numPr>
-      </w:pPr>
-      <w:r>
-        <w:t>Expanded</w:t>
-      </w:r>
-    </w:p>
-    <w:p>
-      <w:r>
-        <w:t>or if you want it constrained from the start:</w:t>
-      </w:r>
-    </w:p>
-    <w:p>
-      <w:r>
-        <w:t>pb_diagnostic_trace_modes</w:t>
-      </w:r>
-      <w:r>
-        <w:br/>
-        <w:t xml:space="preserve">  DiagnosticTraceModeId</w:t>
-      </w:r>
-      <w:r>
-        <w:br/>
-        <w:t xml:space="preserve">  ModeName</w:t>
-      </w:r>
-      <w:r>
-        <w:br/>
-        <w:t xml:space="preserve">  DisplayOrder</w:t>
-      </w:r>
-      <w:r>
-        <w:br/>
-        <w:t xml:space="preserve">  IsActive</w:t>
-      </w:r>
-    </w:p>
-    <w:p>
-      <w:r>
-        <w:t>Seed values:</w:t>
-      </w:r>
-    </w:p>
-    <w:p>
-      <w:r>
-        <w:t>Baseline</w:t>
-      </w:r>
-      <w:r>
-        <w:br/>
-        <w:t>Expanded</w:t>
-      </w:r>
-    </w:p>
-    <w:p>
-      <w:r>
-        <w:t>The practical rule:</w:t>
-      </w:r>
-    </w:p>
-    <w:p>
-      <w:pPr>
-        <w:pStyle w:val="ListParagraph"/>
-        <w:numPr>
-          <w:ilvl w:val="0"/>
-          <w:numId w:val="16"/>
-        </w:numPr>
-      </w:pPr>
-      <w:r>
         <w:t>Baseline diagnostic tracing is always active.</w:t>
       </w:r>
     </w:p>
@@ -5292,91 +5581,277 @@
     <w:p/>
     <w:p>
       <w:r>
+        <w:t>That gives enough separation to say:</w:t>
+      </w:r>
+    </w:p>
+    <w:p>
+      <w:pPr>
+        <w:pStyle w:val="ListParagraph"/>
+        <w:numPr>
+          <w:ilvl w:val="0"/>
+          <w:numId w:val="21"/>
+        </w:numPr>
+      </w:pPr>
+      <w:r>
+        <w:t>Turn on ImportDiag without turning on UiDiag.</w:t>
+      </w:r>
+    </w:p>
+    <w:p>
+      <w:pPr>
+        <w:pStyle w:val="ListParagraph"/>
+        <w:numPr>
+          <w:ilvl w:val="0"/>
+          <w:numId w:val="21"/>
+        </w:numPr>
+      </w:pPr>
+      <w:r>
+        <w:t>Turn on VisibilityDiag without turning on ImportDiag.</w:t>
+      </w:r>
+    </w:p>
+    <w:p>
+      <w:pPr>
+        <w:pStyle w:val="ListParagraph"/>
+        <w:numPr>
+          <w:ilvl w:val="0"/>
+          <w:numId w:val="21"/>
+        </w:numPr>
+      </w:pPr>
+      <w:r>
+        <w:t>Turn on AuthorizationDiag without dumping every data-access detail.</w:t>
+      </w:r>
+    </w:p>
+    <w:p>
+      <w:r>
+        <w:t>The rule should be:</w:t>
+      </w:r>
+    </w:p>
+    <w:p>
+      <w:pPr>
+        <w:pStyle w:val="ListParagraph"/>
+        <w:numPr>
+          <w:ilvl w:val="0"/>
+          <w:numId w:val="22"/>
+        </w:numPr>
+      </w:pPr>
+      <w:r>
+        <w:t>Level 2 tracing is enabled by diagnostic area.</w:t>
+      </w:r>
+    </w:p>
+    <w:p>
+      <w:pPr>
+        <w:pStyle w:val="ListParagraph"/>
+        <w:numPr>
+          <w:ilvl w:val="0"/>
+          <w:numId w:val="22"/>
+        </w:numPr>
+      </w:pPr>
+      <w:r>
+        <w:t>Each area must represent a major debugging domain, not an individual function, query, table, endpoint, or class.</w:t>
+      </w:r>
+    </w:p>
+    <w:p>
+      <w:r>
+        <w:t>A good boundary test:</w:t>
+      </w:r>
+    </w:p>
+    <w:p>
+      <w:r>
+        <w:t>Good:</w:t>
+      </w:r>
+    </w:p>
+    <w:p>
+      <w:pPr>
+        <w:pStyle w:val="ListParagraph"/>
+        <w:numPr>
+          <w:ilvl w:val="0"/>
+          <w:numId w:val="17"/>
+        </w:numPr>
+      </w:pPr>
+      <w:r>
+        <w:t>ImportDiag</w:t>
+      </w:r>
+    </w:p>
+    <w:p>
+      <w:pPr>
+        <w:pStyle w:val="ListParagraph"/>
+        <w:numPr>
+          <w:ilvl w:val="0"/>
+          <w:numId w:val="17"/>
+        </w:numPr>
+      </w:pPr>
+      <w:r>
+        <w:t>VisibilityDiag</w:t>
+      </w:r>
+    </w:p>
+    <w:p>
+      <w:pPr>
+        <w:pStyle w:val="ListParagraph"/>
+        <w:numPr>
+          <w:ilvl w:val="0"/>
+          <w:numId w:val="17"/>
+        </w:numPr>
+      </w:pPr>
+      <w:r>
+        <w:t>AuthorizationDiag</w:t>
+      </w:r>
+    </w:p>
+    <w:p>
+      <w:r>
+        <w:t>Too granular:</w:t>
+      </w:r>
+    </w:p>
+    <w:p>
+      <w:pPr>
+        <w:pStyle w:val="ListParagraph"/>
+        <w:numPr>
+          <w:ilvl w:val="0"/>
+          <w:numId w:val="18"/>
+        </w:numPr>
+      </w:pPr>
+      <w:r>
+        <w:t>Import_Parse_CustomField_Line_27_Diag</w:t>
+      </w:r>
+    </w:p>
+    <w:p>
+      <w:pPr>
+        <w:pStyle w:val="ListParagraph"/>
+        <w:numPr>
+          <w:ilvl w:val="0"/>
+          <w:numId w:val="18"/>
+        </w:numPr>
+      </w:pPr>
+      <w:r>
+        <w:t>MemberResolverStep3Diag</w:t>
+      </w:r>
+    </w:p>
+    <w:p>
+      <w:pPr>
+        <w:pStyle w:val="ListParagraph"/>
+        <w:numPr>
+          <w:ilvl w:val="0"/>
+          <w:numId w:val="18"/>
+        </w:numPr>
+      </w:pPr>
+      <w:r>
+        <w:t>SqlQuery17Diag</w:t>
+      </w:r>
+    </w:p>
+    <w:p>
+      <w:r>
+        <w:t>I</w:t>
+      </w:r>
+      <w:r>
+        <w:t>nitial Level 2 areas as:</w:t>
+      </w:r>
+    </w:p>
+    <w:p>
+      <w:pPr>
+        <w:pStyle w:val="ListParagraph"/>
+        <w:numPr>
+          <w:ilvl w:val="0"/>
+          <w:numId w:val="19"/>
+        </w:numPr>
+      </w:pPr>
+      <w:r>
         <w:lastRenderedPageBreak/>
-        <w:t>That gives enough separation to say:</w:t>
-      </w:r>
-    </w:p>
-    <w:p>
-      <w:pPr>
-        <w:pStyle w:val="ListParagraph"/>
-        <w:numPr>
-          <w:ilvl w:val="0"/>
-          <w:numId w:val="21"/>
-        </w:numPr>
-      </w:pPr>
-      <w:r>
-        <w:t>Turn on ImportDiag without turning on UiDiag.</w:t>
-      </w:r>
-    </w:p>
-    <w:p>
-      <w:pPr>
-        <w:pStyle w:val="ListParagraph"/>
-        <w:numPr>
-          <w:ilvl w:val="0"/>
-          <w:numId w:val="21"/>
-        </w:numPr>
-      </w:pPr>
-      <w:r>
-        <w:t>Turn on VisibilityDiag without turning on ImportDiag.</w:t>
-      </w:r>
-    </w:p>
-    <w:p>
-      <w:pPr>
-        <w:pStyle w:val="ListParagraph"/>
-        <w:numPr>
-          <w:ilvl w:val="0"/>
-          <w:numId w:val="21"/>
-        </w:numPr>
-      </w:pPr>
-      <w:r>
-        <w:t>Turn on AuthorizationDiag without dumping every data-access detail.</w:t>
-      </w:r>
-    </w:p>
-    <w:p>
-      <w:r>
-        <w:t>The rule should be:</w:t>
-      </w:r>
-    </w:p>
-    <w:p>
-      <w:pPr>
-        <w:pStyle w:val="ListParagraph"/>
-        <w:numPr>
-          <w:ilvl w:val="0"/>
-          <w:numId w:val="22"/>
-        </w:numPr>
-      </w:pPr>
-      <w:r>
-        <w:t>Level 2 tracing is enabled by diagnostic area.</w:t>
-      </w:r>
-    </w:p>
-    <w:p>
-      <w:pPr>
-        <w:pStyle w:val="ListParagraph"/>
-        <w:numPr>
-          <w:ilvl w:val="0"/>
-          <w:numId w:val="22"/>
-        </w:numPr>
-      </w:pPr>
-      <w:r>
-        <w:t>Each area must represent a major debugging domain, not an individual function, query, table, endpoint, or class.</w:t>
-      </w:r>
-    </w:p>
-    <w:p>
-      <w:r>
-        <w:t>A good boundary test:</w:t>
-      </w:r>
-    </w:p>
-    <w:p>
-      <w:r>
-        <w:t>Good:</w:t>
-      </w:r>
-    </w:p>
-    <w:p>
-      <w:pPr>
-        <w:pStyle w:val="ListParagraph"/>
-        <w:numPr>
-          <w:ilvl w:val="0"/>
-          <w:numId w:val="17"/>
+        <w:t>AccountDiag</w:t>
+      </w:r>
+    </w:p>
+    <w:p>
+      <w:pPr>
+        <w:pStyle w:val="ListParagraph"/>
+        <w:numPr>
+          <w:ilvl w:val="0"/>
+          <w:numId w:val="19"/>
+        </w:numPr>
+      </w:pPr>
+      <w:r>
+        <w:t>MembershipDiag</w:t>
+      </w:r>
+    </w:p>
+    <w:p>
+      <w:pPr>
+        <w:pStyle w:val="ListParagraph"/>
+        <w:numPr>
+          <w:ilvl w:val="0"/>
+          <w:numId w:val="19"/>
+        </w:numPr>
+      </w:pPr>
+      <w:r>
+        <w:t>AuthorizationDiag</w:t>
+      </w:r>
+    </w:p>
+    <w:p>
+      <w:pPr>
+        <w:pStyle w:val="ListParagraph"/>
+        <w:numPr>
+          <w:ilvl w:val="0"/>
+          <w:numId w:val="19"/>
+        </w:numPr>
+      </w:pPr>
+      <w:r>
+        <w:t>VisibilityDiag</w:t>
+      </w:r>
+    </w:p>
+    <w:p>
+      <w:pPr>
+        <w:pStyle w:val="ListParagraph"/>
+        <w:numPr>
+          <w:ilvl w:val="0"/>
+          <w:numId w:val="19"/>
+        </w:numPr>
+      </w:pPr>
+      <w:r>
+        <w:t>DataAccessDiag</w:t>
+      </w:r>
+    </w:p>
+    <w:p>
+      <w:pPr>
+        <w:pStyle w:val="ListParagraph"/>
+        <w:numPr>
+          <w:ilvl w:val="0"/>
+          <w:numId w:val="19"/>
+        </w:numPr>
+      </w:pPr>
+      <w:r>
+        <w:t>ConfigDiag</w:t>
+      </w:r>
+    </w:p>
+    <w:p>
+      <w:pPr>
+        <w:pStyle w:val="ListParagraph"/>
+        <w:numPr>
+          <w:ilvl w:val="0"/>
+          <w:numId w:val="19"/>
+        </w:numPr>
+      </w:pPr>
+      <w:r>
+        <w:t>ApiDiag</w:t>
+      </w:r>
+    </w:p>
+    <w:p>
+      <w:pPr>
+        <w:pStyle w:val="ListParagraph"/>
+        <w:numPr>
+          <w:ilvl w:val="0"/>
+          <w:numId w:val="19"/>
+        </w:numPr>
+      </w:pPr>
+      <w:r>
+        <w:t>ErrorDiag</w:t>
+      </w:r>
+    </w:p>
+    <w:p>
+      <w:r>
+        <w:t>Then add later, when those lanes begin:</w:t>
+      </w:r>
+    </w:p>
+    <w:p>
+      <w:pPr>
+        <w:pStyle w:val="ListParagraph"/>
+        <w:numPr>
+          <w:ilvl w:val="0"/>
+          <w:numId w:val="20"/>
         </w:numPr>
       </w:pPr>
       <w:r>
@@ -5388,185 +5863,11 @@
         <w:pStyle w:val="ListParagraph"/>
         <w:numPr>
           <w:ilvl w:val="0"/>
-          <w:numId w:val="17"/>
-        </w:numPr>
-      </w:pPr>
-      <w:r>
-        <w:t>VisibilityDiag</w:t>
-      </w:r>
-    </w:p>
-    <w:p>
-      <w:pPr>
-        <w:pStyle w:val="ListParagraph"/>
-        <w:numPr>
-          <w:ilvl w:val="0"/>
-          <w:numId w:val="17"/>
-        </w:numPr>
-      </w:pPr>
-      <w:r>
-        <w:t>AuthorizationDiag</w:t>
-      </w:r>
-    </w:p>
-    <w:p>
-      <w:r>
-        <w:t>Too granular:</w:t>
-      </w:r>
-    </w:p>
-    <w:p>
-      <w:pPr>
-        <w:pStyle w:val="ListParagraph"/>
-        <w:numPr>
-          <w:ilvl w:val="0"/>
-          <w:numId w:val="18"/>
-        </w:numPr>
-      </w:pPr>
-      <w:r>
-        <w:t>Import_Parse_CustomField_Line_27_Diag</w:t>
-      </w:r>
-    </w:p>
-    <w:p>
-      <w:pPr>
-        <w:pStyle w:val="ListParagraph"/>
-        <w:numPr>
-          <w:ilvl w:val="0"/>
-          <w:numId w:val="18"/>
-        </w:numPr>
-      </w:pPr>
-      <w:r>
-        <w:t>MemberResolverStep3Diag</w:t>
-      </w:r>
-    </w:p>
-    <w:p>
-      <w:pPr>
-        <w:pStyle w:val="ListParagraph"/>
-        <w:numPr>
-          <w:ilvl w:val="0"/>
-          <w:numId w:val="18"/>
-        </w:numPr>
-      </w:pPr>
-      <w:r>
-        <w:t>SqlQuery17Diag</w:t>
-      </w:r>
-    </w:p>
-    <w:p>
-      <w:r>
-        <w:t>I</w:t>
-      </w:r>
-      <w:r>
-        <w:t>nitial Level 2 areas as:</w:t>
-      </w:r>
-    </w:p>
-    <w:p>
-      <w:pPr>
-        <w:pStyle w:val="ListParagraph"/>
-        <w:numPr>
-          <w:ilvl w:val="0"/>
-          <w:numId w:val="19"/>
-        </w:numPr>
-      </w:pPr>
-      <w:r>
-        <w:t>AccountDiag</w:t>
-      </w:r>
-    </w:p>
-    <w:p>
-      <w:pPr>
-        <w:pStyle w:val="ListParagraph"/>
-        <w:numPr>
-          <w:ilvl w:val="0"/>
-          <w:numId w:val="19"/>
-        </w:numPr>
-      </w:pPr>
-      <w:r>
-        <w:t>MembershipDiag</w:t>
-      </w:r>
-    </w:p>
-    <w:p>
-      <w:pPr>
-        <w:pStyle w:val="ListParagraph"/>
-        <w:numPr>
-          <w:ilvl w:val="0"/>
-          <w:numId w:val="19"/>
-        </w:numPr>
-      </w:pPr>
-      <w:r>
-        <w:t>AuthorizationDiag</w:t>
-      </w:r>
-    </w:p>
-    <w:p>
-      <w:pPr>
-        <w:pStyle w:val="ListParagraph"/>
-        <w:numPr>
-          <w:ilvl w:val="0"/>
-          <w:numId w:val="19"/>
-        </w:numPr>
-      </w:pPr>
-      <w:r>
-        <w:t>VisibilityDiag</w:t>
-      </w:r>
-    </w:p>
-    <w:p>
-      <w:pPr>
-        <w:pStyle w:val="ListParagraph"/>
-        <w:numPr>
-          <w:ilvl w:val="0"/>
-          <w:numId w:val="19"/>
-        </w:numPr>
-      </w:pPr>
-      <w:r>
-        <w:t>DataAccessDiag</w:t>
-      </w:r>
-    </w:p>
-    <w:p>
-      <w:pPr>
-        <w:pStyle w:val="ListParagraph"/>
-        <w:numPr>
-          <w:ilvl w:val="0"/>
-          <w:numId w:val="19"/>
-        </w:numPr>
-      </w:pPr>
-      <w:r>
-        <w:t>ConfigDiag</w:t>
-      </w:r>
-    </w:p>
-    <w:p>
-      <w:pPr>
-        <w:pStyle w:val="ListParagraph"/>
-        <w:numPr>
-          <w:ilvl w:val="0"/>
-          <w:numId w:val="19"/>
-        </w:numPr>
-      </w:pPr>
-      <w:r>
-        <w:t>ApiDiag</w:t>
-      </w:r>
-    </w:p>
-    <w:p>
-      <w:pPr>
-        <w:pStyle w:val="ListParagraph"/>
-        <w:numPr>
-          <w:ilvl w:val="0"/>
-          <w:numId w:val="19"/>
-        </w:numPr>
-      </w:pPr>
-      <w:r>
-        <w:t>ErrorDiag</w:t>
-      </w:r>
-    </w:p>
-    <w:p>
-      <w:r>
-        <w:t>Then add later, when those lanes begin:</w:t>
-      </w:r>
-    </w:p>
-    <w:p>
-      <w:pPr>
-        <w:pStyle w:val="ListParagraph"/>
-        <w:numPr>
-          <w:ilvl w:val="0"/>
           <w:numId w:val="20"/>
         </w:numPr>
       </w:pPr>
       <w:r>
-        <w:t>ImportDiag</w:t>
+        <w:t>ExportDiag</w:t>
       </w:r>
     </w:p>
     <w:p>
@@ -5578,7 +5879,7 @@
         </w:numPr>
       </w:pPr>
       <w:r>
-        <w:t>ExportDiag</w:t>
+        <w:t>UiDiag</w:t>
       </w:r>
     </w:p>
     <w:p>
@@ -5590,18 +5891,6 @@
         </w:numPr>
       </w:pPr>
       <w:r>
-        <w:t>UiDiag</w:t>
-      </w:r>
-    </w:p>
-    <w:p>
-      <w:pPr>
-        <w:pStyle w:val="ListParagraph"/>
-        <w:numPr>
-          <w:ilvl w:val="0"/>
-          <w:numId w:val="20"/>
-        </w:numPr>
-      </w:pPr>
-      <w:r>
         <w:t>NotificationDiag</w:t>
       </w:r>
     </w:p>
@@ -5610,7 +5899,6 @@
         <w:pStyle w:val="Heading2"/>
       </w:pPr>
       <w:r>
-        <w:lastRenderedPageBreak/>
         <w:t>Chapter 2 stopping point</w:t>
       </w:r>
     </w:p>
@@ -5755,16 +6043,7 @@
       </w:pPr>
       <w:r>
         <w:lastRenderedPageBreak/>
-        <w:t xml:space="preserve">Chapter </w:t>
-      </w:r>
-      <w:r>
-        <w:t>3</w:t>
-      </w:r>
-      <w:r>
-        <w:t xml:space="preserve"> : </w:t>
-      </w:r>
-      <w:r>
-        <w:t>B</w:t>
+        <w:t>Chapter 3 : B</w:t>
       </w:r>
       <w:r>
         <w:t xml:space="preserve">uild the </w:t>
@@ -5839,13 +6118,7 @@
       </w:pPr>
       <w:r>
         <w:lastRenderedPageBreak/>
-        <w:t xml:space="preserve">Chapter </w:t>
-      </w:r>
-      <w:r>
-        <w:t>4</w:t>
-      </w:r>
-      <w:r>
-        <w:t xml:space="preserve"> : B</w:t>
+        <w:t>Chapter 4 : B</w:t>
       </w:r>
       <w:r>
         <w:t xml:space="preserve">uild </w:t>
@@ -5891,13 +6164,7 @@
       </w:pPr>
       <w:r>
         <w:lastRenderedPageBreak/>
-        <w:t xml:space="preserve">Chapter </w:t>
-      </w:r>
-      <w:r>
-        <w:t>5</w:t>
-      </w:r>
-      <w:r>
-        <w:t xml:space="preserve"> : B</w:t>
+        <w:t>Chapter 5 : B</w:t>
       </w:r>
       <w:r>
         <w:t xml:space="preserve">uild </w:t>
@@ -5947,13 +6214,7 @@
       </w:pPr>
       <w:r>
         <w:lastRenderedPageBreak/>
-        <w:t xml:space="preserve">Chapter </w:t>
-      </w:r>
-      <w:r>
-        <w:t>6</w:t>
-      </w:r>
-      <w:r>
-        <w:t xml:space="preserve"> : B</w:t>
+        <w:t>Chapter 6 : B</w:t>
       </w:r>
       <w:r>
         <w:t xml:space="preserve">uild </w:t>
@@ -5991,7 +6252,7 @@
     <w:p/>
     <w:sectPr>
       <w:pgSz w:w="12240" w:h="15840"/>
-      <w:pgMar w:top="1440" w:right="1440" w:bottom="1440" w:left="1440" w:header="720" w:footer="720" w:gutter="0"/>
+      <w:pgMar w:top="720" w:right="720" w:bottom="720" w:left="720" w:header="720" w:footer="720" w:gutter="0"/>
       <w:cols w:space="720"/>
       <w:docGrid w:linePitch="360"/>
     </w:sectPr>
@@ -6626,6 +6887,119 @@
     </w:lvl>
   </w:abstractNum>
   <w:abstractNum w:abstractNumId="6" w15:restartNumberingAfterBreak="0">
+    <w:nsid w:val="27D37935"/>
+    <w:multiLevelType w:val="hybridMultilevel"/>
+    <w:tmpl w:val="67885FF4"/>
+    <w:lvl w:ilvl="0" w:tplc="04090001">
+      <w:start w:val="1"/>
+      <w:numFmt w:val="bullet"/>
+      <w:lvlText w:val=""/>
+      <w:lvlJc w:val="left"/>
+      <w:pPr>
+        <w:ind w:left="720" w:hanging="360"/>
+      </w:pPr>
+      <w:rPr>
+        <w:rFonts w:ascii="Symbol" w:hAnsi="Symbol" w:hint="default"/>
+      </w:rPr>
+    </w:lvl>
+    <w:lvl w:ilvl="1" w:tplc="04090003" w:tentative="1">
+      <w:start w:val="1"/>
+      <w:numFmt w:val="bullet"/>
+      <w:lvlText w:val="o"/>
+      <w:lvlJc w:val="left"/>
+      <w:pPr>
+        <w:ind w:left="1440" w:hanging="360"/>
+      </w:pPr>
+      <w:rPr>
+        <w:rFonts w:ascii="Courier New" w:hAnsi="Courier New" w:cs="Courier New" w:hint="default"/>
+      </w:rPr>
+    </w:lvl>
+    <w:lvl w:ilvl="2" w:tplc="04090005" w:tentative="1">
+      <w:start w:val="1"/>
+      <w:numFmt w:val="bullet"/>
+      <w:lvlText w:val=""/>
+      <w:lvlJc w:val="left"/>
+      <w:pPr>
+        <w:ind w:left="2160" w:hanging="360"/>
+      </w:pPr>
+      <w:rPr>
+        <w:rFonts w:ascii="Wingdings" w:hAnsi="Wingdings" w:hint="default"/>
+      </w:rPr>
+    </w:lvl>
+    <w:lvl w:ilvl="3" w:tplc="04090001" w:tentative="1">
+      <w:start w:val="1"/>
+      <w:numFmt w:val="bullet"/>
+      <w:lvlText w:val=""/>
+      <w:lvlJc w:val="left"/>
+      <w:pPr>
+        <w:ind w:left="2880" w:hanging="360"/>
+      </w:pPr>
+      <w:rPr>
+        <w:rFonts w:ascii="Symbol" w:hAnsi="Symbol" w:hint="default"/>
+      </w:rPr>
+    </w:lvl>
+    <w:lvl w:ilvl="4" w:tplc="04090003" w:tentative="1">
+      <w:start w:val="1"/>
+      <w:numFmt w:val="bullet"/>
+      <w:lvlText w:val="o"/>
+      <w:lvlJc w:val="left"/>
+      <w:pPr>
+        <w:ind w:left="3600" w:hanging="360"/>
+      </w:pPr>
+      <w:rPr>
+        <w:rFonts w:ascii="Courier New" w:hAnsi="Courier New" w:cs="Courier New" w:hint="default"/>
+      </w:rPr>
+    </w:lvl>
+    <w:lvl w:ilvl="5" w:tplc="04090005" w:tentative="1">
+      <w:start w:val="1"/>
+      <w:numFmt w:val="bullet"/>
+      <w:lvlText w:val=""/>
+      <w:lvlJc w:val="left"/>
+      <w:pPr>
+        <w:ind w:left="4320" w:hanging="360"/>
+      </w:pPr>
+      <w:rPr>
+        <w:rFonts w:ascii="Wingdings" w:hAnsi="Wingdings" w:hint="default"/>
+      </w:rPr>
+    </w:lvl>
+    <w:lvl w:ilvl="6" w:tplc="04090001" w:tentative="1">
+      <w:start w:val="1"/>
+      <w:numFmt w:val="bullet"/>
+      <w:lvlText w:val=""/>
+      <w:lvlJc w:val="left"/>
+      <w:pPr>
+        <w:ind w:left="5040" w:hanging="360"/>
+      </w:pPr>
+      <w:rPr>
+        <w:rFonts w:ascii="Symbol" w:hAnsi="Symbol" w:hint="default"/>
+      </w:rPr>
+    </w:lvl>
+    <w:lvl w:ilvl="7" w:tplc="04090003" w:tentative="1">
+      <w:start w:val="1"/>
+      <w:numFmt w:val="bullet"/>
+      <w:lvlText w:val="o"/>
+      <w:lvlJc w:val="left"/>
+      <w:pPr>
+        <w:ind w:left="5760" w:hanging="360"/>
+      </w:pPr>
+      <w:rPr>
+        <w:rFonts w:ascii="Courier New" w:hAnsi="Courier New" w:cs="Courier New" w:hint="default"/>
+      </w:rPr>
+    </w:lvl>
+    <w:lvl w:ilvl="8" w:tplc="04090005" w:tentative="1">
+      <w:start w:val="1"/>
+      <w:numFmt w:val="bullet"/>
+      <w:lvlText w:val=""/>
+      <w:lvlJc w:val="left"/>
+      <w:pPr>
+        <w:ind w:left="6480" w:hanging="360"/>
+      </w:pPr>
+      <w:rPr>
+        <w:rFonts w:ascii="Wingdings" w:hAnsi="Wingdings" w:hint="default"/>
+      </w:rPr>
+    </w:lvl>
+  </w:abstractNum>
+  <w:abstractNum w:abstractNumId="7" w15:restartNumberingAfterBreak="0">
     <w:nsid w:val="2B16309C"/>
     <w:multiLevelType w:val="hybridMultilevel"/>
     <w:tmpl w:val="3D8C7844"/>
@@ -6738,7 +7112,7 @@
       </w:rPr>
     </w:lvl>
   </w:abstractNum>
-  <w:abstractNum w:abstractNumId="7" w15:restartNumberingAfterBreak="0">
+  <w:abstractNum w:abstractNumId="8" w15:restartNumberingAfterBreak="0">
     <w:nsid w:val="2D887D5F"/>
     <w:multiLevelType w:val="hybridMultilevel"/>
     <w:tmpl w:val="CF00E6F8"/>
@@ -6851,7 +7225,7 @@
       </w:rPr>
     </w:lvl>
   </w:abstractNum>
-  <w:abstractNum w:abstractNumId="8" w15:restartNumberingAfterBreak="0">
+  <w:abstractNum w:abstractNumId="9" w15:restartNumberingAfterBreak="0">
     <w:nsid w:val="343F2150"/>
     <w:multiLevelType w:val="hybridMultilevel"/>
     <w:tmpl w:val="6CBE3A94"/>
@@ -6964,7 +7338,120 @@
       </w:rPr>
     </w:lvl>
   </w:abstractNum>
-  <w:abstractNum w:abstractNumId="9" w15:restartNumberingAfterBreak="0">
+  <w:abstractNum w:abstractNumId="10" w15:restartNumberingAfterBreak="0">
+    <w:nsid w:val="35AF3907"/>
+    <w:multiLevelType w:val="hybridMultilevel"/>
+    <w:tmpl w:val="219A72A6"/>
+    <w:lvl w:ilvl="0" w:tplc="04090001">
+      <w:start w:val="1"/>
+      <w:numFmt w:val="bullet"/>
+      <w:lvlText w:val=""/>
+      <w:lvlJc w:val="left"/>
+      <w:pPr>
+        <w:ind w:left="720" w:hanging="360"/>
+      </w:pPr>
+      <w:rPr>
+        <w:rFonts w:ascii="Symbol" w:hAnsi="Symbol" w:hint="default"/>
+      </w:rPr>
+    </w:lvl>
+    <w:lvl w:ilvl="1" w:tplc="04090003" w:tentative="1">
+      <w:start w:val="1"/>
+      <w:numFmt w:val="bullet"/>
+      <w:lvlText w:val="o"/>
+      <w:lvlJc w:val="left"/>
+      <w:pPr>
+        <w:ind w:left="1440" w:hanging="360"/>
+      </w:pPr>
+      <w:rPr>
+        <w:rFonts w:ascii="Courier New" w:hAnsi="Courier New" w:cs="Courier New" w:hint="default"/>
+      </w:rPr>
+    </w:lvl>
+    <w:lvl w:ilvl="2" w:tplc="04090005" w:tentative="1">
+      <w:start w:val="1"/>
+      <w:numFmt w:val="bullet"/>
+      <w:lvlText w:val=""/>
+      <w:lvlJc w:val="left"/>
+      <w:pPr>
+        <w:ind w:left="2160" w:hanging="360"/>
+      </w:pPr>
+      <w:rPr>
+        <w:rFonts w:ascii="Wingdings" w:hAnsi="Wingdings" w:hint="default"/>
+      </w:rPr>
+    </w:lvl>
+    <w:lvl w:ilvl="3" w:tplc="04090001" w:tentative="1">
+      <w:start w:val="1"/>
+      <w:numFmt w:val="bullet"/>
+      <w:lvlText w:val=""/>
+      <w:lvlJc w:val="left"/>
+      <w:pPr>
+        <w:ind w:left="2880" w:hanging="360"/>
+      </w:pPr>
+      <w:rPr>
+        <w:rFonts w:ascii="Symbol" w:hAnsi="Symbol" w:hint="default"/>
+      </w:rPr>
+    </w:lvl>
+    <w:lvl w:ilvl="4" w:tplc="04090003" w:tentative="1">
+      <w:start w:val="1"/>
+      <w:numFmt w:val="bullet"/>
+      <w:lvlText w:val="o"/>
+      <w:lvlJc w:val="left"/>
+      <w:pPr>
+        <w:ind w:left="3600" w:hanging="360"/>
+      </w:pPr>
+      <w:rPr>
+        <w:rFonts w:ascii="Courier New" w:hAnsi="Courier New" w:cs="Courier New" w:hint="default"/>
+      </w:rPr>
+    </w:lvl>
+    <w:lvl w:ilvl="5" w:tplc="04090005" w:tentative="1">
+      <w:start w:val="1"/>
+      <w:numFmt w:val="bullet"/>
+      <w:lvlText w:val=""/>
+      <w:lvlJc w:val="left"/>
+      <w:pPr>
+        <w:ind w:left="4320" w:hanging="360"/>
+      </w:pPr>
+      <w:rPr>
+        <w:rFonts w:ascii="Wingdings" w:hAnsi="Wingdings" w:hint="default"/>
+      </w:rPr>
+    </w:lvl>
+    <w:lvl w:ilvl="6" w:tplc="04090001" w:tentative="1">
+      <w:start w:val="1"/>
+      <w:numFmt w:val="bullet"/>
+      <w:lvlText w:val=""/>
+      <w:lvlJc w:val="left"/>
+      <w:pPr>
+        <w:ind w:left="5040" w:hanging="360"/>
+      </w:pPr>
+      <w:rPr>
+        <w:rFonts w:ascii="Symbol" w:hAnsi="Symbol" w:hint="default"/>
+      </w:rPr>
+    </w:lvl>
+    <w:lvl w:ilvl="7" w:tplc="04090003" w:tentative="1">
+      <w:start w:val="1"/>
+      <w:numFmt w:val="bullet"/>
+      <w:lvlText w:val="o"/>
+      <w:lvlJc w:val="left"/>
+      <w:pPr>
+        <w:ind w:left="5760" w:hanging="360"/>
+      </w:pPr>
+      <w:rPr>
+        <w:rFonts w:ascii="Courier New" w:hAnsi="Courier New" w:cs="Courier New" w:hint="default"/>
+      </w:rPr>
+    </w:lvl>
+    <w:lvl w:ilvl="8" w:tplc="04090005" w:tentative="1">
+      <w:start w:val="1"/>
+      <w:numFmt w:val="bullet"/>
+      <w:lvlText w:val=""/>
+      <w:lvlJc w:val="left"/>
+      <w:pPr>
+        <w:ind w:left="6480" w:hanging="360"/>
+      </w:pPr>
+      <w:rPr>
+        <w:rFonts w:ascii="Wingdings" w:hAnsi="Wingdings" w:hint="default"/>
+      </w:rPr>
+    </w:lvl>
+  </w:abstractNum>
+  <w:abstractNum w:abstractNumId="11" w15:restartNumberingAfterBreak="0">
     <w:nsid w:val="36657A01"/>
     <w:multiLevelType w:val="hybridMultilevel"/>
     <w:tmpl w:val="9CBC721A"/>
@@ -7050,7 +7537,7 @@
       </w:pPr>
     </w:lvl>
   </w:abstractNum>
-  <w:abstractNum w:abstractNumId="10" w15:restartNumberingAfterBreak="0">
+  <w:abstractNum w:abstractNumId="12" w15:restartNumberingAfterBreak="0">
     <w:nsid w:val="409E2D02"/>
     <w:multiLevelType w:val="hybridMultilevel"/>
     <w:tmpl w:val="B942CD3C"/>
@@ -7163,7 +7650,7 @@
       </w:rPr>
     </w:lvl>
   </w:abstractNum>
-  <w:abstractNum w:abstractNumId="11" w15:restartNumberingAfterBreak="0">
+  <w:abstractNum w:abstractNumId="13" w15:restartNumberingAfterBreak="0">
     <w:nsid w:val="442E4A88"/>
     <w:multiLevelType w:val="hybridMultilevel"/>
     <w:tmpl w:val="000ADE16"/>
@@ -7276,7 +7763,7 @@
       </w:rPr>
     </w:lvl>
   </w:abstractNum>
-  <w:abstractNum w:abstractNumId="12" w15:restartNumberingAfterBreak="0">
+  <w:abstractNum w:abstractNumId="14" w15:restartNumberingAfterBreak="0">
     <w:nsid w:val="4529787A"/>
     <w:multiLevelType w:val="hybridMultilevel"/>
     <w:tmpl w:val="667641C2"/>
@@ -7389,7 +7876,7 @@
       </w:rPr>
     </w:lvl>
   </w:abstractNum>
-  <w:abstractNum w:abstractNumId="13" w15:restartNumberingAfterBreak="0">
+  <w:abstractNum w:abstractNumId="15" w15:restartNumberingAfterBreak="0">
     <w:nsid w:val="4848396F"/>
     <w:multiLevelType w:val="hybridMultilevel"/>
     <w:tmpl w:val="1E3AE816"/>
@@ -7502,7 +7989,7 @@
       </w:rPr>
     </w:lvl>
   </w:abstractNum>
-  <w:abstractNum w:abstractNumId="14" w15:restartNumberingAfterBreak="0">
+  <w:abstractNum w:abstractNumId="16" w15:restartNumberingAfterBreak="0">
     <w:nsid w:val="49FB6FCC"/>
     <w:multiLevelType w:val="hybridMultilevel"/>
     <w:tmpl w:val="7710096A"/>
@@ -7615,7 +8102,7 @@
       </w:rPr>
     </w:lvl>
   </w:abstractNum>
-  <w:abstractNum w:abstractNumId="15" w15:restartNumberingAfterBreak="0">
+  <w:abstractNum w:abstractNumId="17" w15:restartNumberingAfterBreak="0">
     <w:nsid w:val="508B3D82"/>
     <w:multiLevelType w:val="hybridMultilevel"/>
     <w:tmpl w:val="C11CC89E"/>
@@ -7728,7 +8215,7 @@
       </w:rPr>
     </w:lvl>
   </w:abstractNum>
-  <w:abstractNum w:abstractNumId="16" w15:restartNumberingAfterBreak="0">
+  <w:abstractNum w:abstractNumId="18" w15:restartNumberingAfterBreak="0">
     <w:nsid w:val="517C3D40"/>
     <w:multiLevelType w:val="hybridMultilevel"/>
     <w:tmpl w:val="DDC8EFBC"/>
@@ -7841,7 +8328,7 @@
       </w:rPr>
     </w:lvl>
   </w:abstractNum>
-  <w:abstractNum w:abstractNumId="17" w15:restartNumberingAfterBreak="0">
+  <w:abstractNum w:abstractNumId="19" w15:restartNumberingAfterBreak="0">
     <w:nsid w:val="5B2D0E7D"/>
     <w:multiLevelType w:val="hybridMultilevel"/>
     <w:tmpl w:val="FB825F40"/>
@@ -7954,7 +8441,7 @@
       </w:rPr>
     </w:lvl>
   </w:abstractNum>
-  <w:abstractNum w:abstractNumId="18" w15:restartNumberingAfterBreak="0">
+  <w:abstractNum w:abstractNumId="20" w15:restartNumberingAfterBreak="0">
     <w:nsid w:val="5B4B0F6C"/>
     <w:multiLevelType w:val="hybridMultilevel"/>
     <w:tmpl w:val="CE145320"/>
@@ -8067,7 +8554,7 @@
       </w:rPr>
     </w:lvl>
   </w:abstractNum>
-  <w:abstractNum w:abstractNumId="19" w15:restartNumberingAfterBreak="0">
+  <w:abstractNum w:abstractNumId="21" w15:restartNumberingAfterBreak="0">
     <w:nsid w:val="5C5D1EDC"/>
     <w:multiLevelType w:val="hybridMultilevel"/>
     <w:tmpl w:val="05B2BD02"/>
@@ -8180,7 +8667,7 @@
       </w:rPr>
     </w:lvl>
   </w:abstractNum>
-  <w:abstractNum w:abstractNumId="20" w15:restartNumberingAfterBreak="0">
+  <w:abstractNum w:abstractNumId="22" w15:restartNumberingAfterBreak="0">
     <w:nsid w:val="608D45AB"/>
     <w:multiLevelType w:val="hybridMultilevel"/>
     <w:tmpl w:val="D9345EA6"/>
@@ -8293,7 +8780,120 @@
       </w:rPr>
     </w:lvl>
   </w:abstractNum>
-  <w:abstractNum w:abstractNumId="21" w15:restartNumberingAfterBreak="0">
+  <w:abstractNum w:abstractNumId="23" w15:restartNumberingAfterBreak="0">
+    <w:nsid w:val="6D3848C7"/>
+    <w:multiLevelType w:val="hybridMultilevel"/>
+    <w:tmpl w:val="63842770"/>
+    <w:lvl w:ilvl="0" w:tplc="04090001">
+      <w:start w:val="1"/>
+      <w:numFmt w:val="bullet"/>
+      <w:lvlText w:val=""/>
+      <w:lvlJc w:val="left"/>
+      <w:pPr>
+        <w:ind w:left="720" w:hanging="360"/>
+      </w:pPr>
+      <w:rPr>
+        <w:rFonts w:ascii="Symbol" w:hAnsi="Symbol" w:hint="default"/>
+      </w:rPr>
+    </w:lvl>
+    <w:lvl w:ilvl="1" w:tplc="04090003" w:tentative="1">
+      <w:start w:val="1"/>
+      <w:numFmt w:val="bullet"/>
+      <w:lvlText w:val="o"/>
+      <w:lvlJc w:val="left"/>
+      <w:pPr>
+        <w:ind w:left="1440" w:hanging="360"/>
+      </w:pPr>
+      <w:rPr>
+        <w:rFonts w:ascii="Courier New" w:hAnsi="Courier New" w:cs="Courier New" w:hint="default"/>
+      </w:rPr>
+    </w:lvl>
+    <w:lvl w:ilvl="2" w:tplc="04090005" w:tentative="1">
+      <w:start w:val="1"/>
+      <w:numFmt w:val="bullet"/>
+      <w:lvlText w:val=""/>
+      <w:lvlJc w:val="left"/>
+      <w:pPr>
+        <w:ind w:left="2160" w:hanging="360"/>
+      </w:pPr>
+      <w:rPr>
+        <w:rFonts w:ascii="Wingdings" w:hAnsi="Wingdings" w:hint="default"/>
+      </w:rPr>
+    </w:lvl>
+    <w:lvl w:ilvl="3" w:tplc="04090001" w:tentative="1">
+      <w:start w:val="1"/>
+      <w:numFmt w:val="bullet"/>
+      <w:lvlText w:val=""/>
+      <w:lvlJc w:val="left"/>
+      <w:pPr>
+        <w:ind w:left="2880" w:hanging="360"/>
+      </w:pPr>
+      <w:rPr>
+        <w:rFonts w:ascii="Symbol" w:hAnsi="Symbol" w:hint="default"/>
+      </w:rPr>
+    </w:lvl>
+    <w:lvl w:ilvl="4" w:tplc="04090003" w:tentative="1">
+      <w:start w:val="1"/>
+      <w:numFmt w:val="bullet"/>
+      <w:lvlText w:val="o"/>
+      <w:lvlJc w:val="left"/>
+      <w:pPr>
+        <w:ind w:left="3600" w:hanging="360"/>
+      </w:pPr>
+      <w:rPr>
+        <w:rFonts w:ascii="Courier New" w:hAnsi="Courier New" w:cs="Courier New" w:hint="default"/>
+      </w:rPr>
+    </w:lvl>
+    <w:lvl w:ilvl="5" w:tplc="04090005" w:tentative="1">
+      <w:start w:val="1"/>
+      <w:numFmt w:val="bullet"/>
+      <w:lvlText w:val=""/>
+      <w:lvlJc w:val="left"/>
+      <w:pPr>
+        <w:ind w:left="4320" w:hanging="360"/>
+      </w:pPr>
+      <w:rPr>
+        <w:rFonts w:ascii="Wingdings" w:hAnsi="Wingdings" w:hint="default"/>
+      </w:rPr>
+    </w:lvl>
+    <w:lvl w:ilvl="6" w:tplc="04090001" w:tentative="1">
+      <w:start w:val="1"/>
+      <w:numFmt w:val="bullet"/>
+      <w:lvlText w:val=""/>
+      <w:lvlJc w:val="left"/>
+      <w:pPr>
+        <w:ind w:left="5040" w:hanging="360"/>
+      </w:pPr>
+      <w:rPr>
+        <w:rFonts w:ascii="Symbol" w:hAnsi="Symbol" w:hint="default"/>
+      </w:rPr>
+    </w:lvl>
+    <w:lvl w:ilvl="7" w:tplc="04090003" w:tentative="1">
+      <w:start w:val="1"/>
+      <w:numFmt w:val="bullet"/>
+      <w:lvlText w:val="o"/>
+      <w:lvlJc w:val="left"/>
+      <w:pPr>
+        <w:ind w:left="5760" w:hanging="360"/>
+      </w:pPr>
+      <w:rPr>
+        <w:rFonts w:ascii="Courier New" w:hAnsi="Courier New" w:cs="Courier New" w:hint="default"/>
+      </w:rPr>
+    </w:lvl>
+    <w:lvl w:ilvl="8" w:tplc="04090005" w:tentative="1">
+      <w:start w:val="1"/>
+      <w:numFmt w:val="bullet"/>
+      <w:lvlText w:val=""/>
+      <w:lvlJc w:val="left"/>
+      <w:pPr>
+        <w:ind w:left="6480" w:hanging="360"/>
+      </w:pPr>
+      <w:rPr>
+        <w:rFonts w:ascii="Wingdings" w:hAnsi="Wingdings" w:hint="default"/>
+      </w:rPr>
+    </w:lvl>
+  </w:abstractNum>
+  <w:abstractNum w:abstractNumId="24" w15:restartNumberingAfterBreak="0">
     <w:nsid w:val="7EDE6229"/>
     <w:multiLevelType w:val="hybridMultilevel"/>
     <w:tmpl w:val="34945C06"/>
@@ -8406,7 +9006,7 @@
       </w:rPr>
     </w:lvl>
   </w:abstractNum>
-  <w:abstractNum w:abstractNumId="22" w15:restartNumberingAfterBreak="0">
+  <w:abstractNum w:abstractNumId="25" w15:restartNumberingAfterBreak="0">
     <w:nsid w:val="7FF65407"/>
     <w:multiLevelType w:val="hybridMultilevel"/>
     <w:tmpl w:val="CAAA563C"/>
@@ -8523,28 +9123,28 @@
     <w:abstractNumId w:val="4"/>
   </w:num>
   <w:num w:numId="2" w16cid:durableId="217133460">
-    <w:abstractNumId w:val="11"/>
+    <w:abstractNumId w:val="13"/>
   </w:num>
   <w:num w:numId="3" w16cid:durableId="514803117">
-    <w:abstractNumId w:val="12"/>
+    <w:abstractNumId w:val="14"/>
   </w:num>
   <w:num w:numId="4" w16cid:durableId="1576670211">
+    <w:abstractNumId w:val="21"/>
+  </w:num>
+  <w:num w:numId="5" w16cid:durableId="1668703457">
     <w:abstractNumId w:val="19"/>
   </w:num>
-  <w:num w:numId="5" w16cid:durableId="1668703457">
-    <w:abstractNumId w:val="17"/>
-  </w:num>
   <w:num w:numId="6" w16cid:durableId="907035537">
-    <w:abstractNumId w:val="20"/>
+    <w:abstractNumId w:val="22"/>
   </w:num>
   <w:num w:numId="7" w16cid:durableId="39980543">
-    <w:abstractNumId w:val="8"/>
+    <w:abstractNumId w:val="9"/>
   </w:num>
   <w:num w:numId="8" w16cid:durableId="905145948">
     <w:abstractNumId w:val="3"/>
   </w:num>
   <w:num w:numId="9" w16cid:durableId="759059323">
-    <w:abstractNumId w:val="18"/>
+    <w:abstractNumId w:val="20"/>
   </w:num>
   <w:num w:numId="10" w16cid:durableId="779836732">
     <w:abstractNumId w:val="0"/>
@@ -8553,40 +9153,49 @@
     <w:abstractNumId w:val="2"/>
   </w:num>
   <w:num w:numId="12" w16cid:durableId="1107191646">
-    <w:abstractNumId w:val="14"/>
+    <w:abstractNumId w:val="16"/>
   </w:num>
   <w:num w:numId="13" w16cid:durableId="1210655280">
-    <w:abstractNumId w:val="16"/>
+    <w:abstractNumId w:val="18"/>
   </w:num>
   <w:num w:numId="14" w16cid:durableId="220755351">
-    <w:abstractNumId w:val="22"/>
+    <w:abstractNumId w:val="25"/>
   </w:num>
   <w:num w:numId="15" w16cid:durableId="472454215">
-    <w:abstractNumId w:val="7"/>
+    <w:abstractNumId w:val="8"/>
   </w:num>
   <w:num w:numId="16" w16cid:durableId="211500607">
-    <w:abstractNumId w:val="9"/>
+    <w:abstractNumId w:val="11"/>
   </w:num>
   <w:num w:numId="17" w16cid:durableId="1495147969">
     <w:abstractNumId w:val="1"/>
   </w:num>
   <w:num w:numId="18" w16cid:durableId="367947514">
-    <w:abstractNumId w:val="13"/>
+    <w:abstractNumId w:val="15"/>
   </w:num>
   <w:num w:numId="19" w16cid:durableId="223880672">
-    <w:abstractNumId w:val="10"/>
+    <w:abstractNumId w:val="12"/>
   </w:num>
   <w:num w:numId="20" w16cid:durableId="712080595">
-    <w:abstractNumId w:val="21"/>
+    <w:abstractNumId w:val="24"/>
   </w:num>
   <w:num w:numId="21" w16cid:durableId="51738637">
-    <w:abstractNumId w:val="15"/>
+    <w:abstractNumId w:val="17"/>
   </w:num>
   <w:num w:numId="22" w16cid:durableId="831523958">
-    <w:abstractNumId w:val="6"/>
+    <w:abstractNumId w:val="7"/>
   </w:num>
   <w:num w:numId="23" w16cid:durableId="317461121">
     <w:abstractNumId w:val="5"/>
+  </w:num>
+  <w:num w:numId="24" w16cid:durableId="1154448970">
+    <w:abstractNumId w:val="10"/>
+  </w:num>
+  <w:num w:numId="25" w16cid:durableId="1623228143">
+    <w:abstractNumId w:val="23"/>
+  </w:num>
+  <w:num w:numId="26" w16cid:durableId="1360156104">
+    <w:abstractNumId w:val="6"/>
   </w:num>
 </w:numbering>
 </file>
